--- a/presentation/ScholarPlan_Narration_Transcript.docx
+++ b/presentation/ScholarPlan_Narration_Transcript.docx
@@ -589,7 +589,7 @@
         <w:spacing w:after="160" w:line="300"/>
       </w:pPr>
       <w:r>
-        <w:t xml:space="preserve">Every defect is recorded in a remediation log, eighteen in total, each with its root cause, fix and verifying test. Three stand out. The Critic model chosen in Unit 6 was withdrawn by the provider, so I added an automatic model-substitution mechanism and a regression test. OpenAlex returned "too many requests" errors in the first live run, so the client now honours the server's retry-after header. And most interesting: in a live run, the Planner misdiagnosed a model formatting error as a bad query and rewrote a perfectly good query, because the feedback message did not state the cause. The lesson is that Reflexion-style self-correction is only as good as its feedback signal, so feedback now carries the diagnosis.</w:t>
+        <w:t xml:space="preserve">Every defect is recorded in a remediation log, nineteen in total, each with its root cause, fix and verifying test. Three stand out. The Critic model chosen in Unit 6 was withdrawn by the provider, so I added an automatic model-substitution mechanism and a regression test. OpenAlex returned "too many requests" errors in the first live run, so the client now honours the server's retry-after header. And most interesting: in a live run, the Planner misdiagnosed a model formatting error as a bad query and rewrote a perfectly good query, because the feedback message did not state the cause. The lesson is that Reflexion-style self-correction is only as good as its feedback signal, so feedback now carries the diagnosis.</w:t>
       </w:r>
     </w:p>
     <w:p>

--- a/presentation/ScholarPlan_Narration_Transcript.docx
+++ b/presentation/ScholarPlan_Narration_Transcript.docx
@@ -1,26 +1,31 @@
 
 <file path=word/document.xml><?xml version="1.0" encoding="utf-8"?>
-<w:document xmlns:wpc="http://schemas.microsoft.com/office/word/2010/wordprocessingCanvas" xmlns:mc="http://schemas.openxmlformats.org/markup-compatibility/2006" xmlns:o="urn:schemas-microsoft-com:office:office" xmlns:r="http://schemas.openxmlformats.org/officeDocument/2006/relationships" xmlns:m="http://schemas.openxmlformats.org/officeDocument/2006/math" xmlns:v="urn:schemas-microsoft-com:vml" xmlns:wp14="http://schemas.microsoft.com/office/word/2010/wordprocessingDrawing" xmlns:wp="http://schemas.openxmlformats.org/drawingml/2006/wordprocessingDrawing" xmlns:w10="urn:schemas-microsoft-com:office:word" xmlns:w="http://schemas.openxmlformats.org/wordprocessingml/2006/main" xmlns:w14="http://schemas.microsoft.com/office/word/2010/wordml" xmlns:w15="http://schemas.microsoft.com/office/word/2012/wordml" xmlns:wpg="http://schemas.microsoft.com/office/word/2010/wordprocessingGroup" xmlns:wpi="http://schemas.microsoft.com/office/word/2010/wordprocessingInk" xmlns:wne="http://schemas.microsoft.com/office/word/2006/wordml" xmlns:wps="http://schemas.microsoft.com/office/word/2010/wordprocessingShape" xmlns:cx="http://schemas.microsoft.com/office/drawing/2014/chartex" xmlns:cx1="http://schemas.microsoft.com/office/drawing/2015/9/8/chartex" xmlns:cx2="http://schemas.microsoft.com/office/drawing/2015/10/21/chartex" xmlns:cx3="http://schemas.microsoft.com/office/drawing/2016/5/9/chartex" xmlns:cx4="http://schemas.microsoft.com/office/drawing/2016/5/10/chartex" xmlns:cx5="http://schemas.microsoft.com/office/drawing/2016/5/11/chartex" xmlns:cx6="http://schemas.microsoft.com/office/drawing/2016/5/12/chartex" xmlns:cx7="http://schemas.microsoft.com/office/drawing/2016/5/13/chartex" xmlns:cx8="http://schemas.microsoft.com/office/drawing/2016/5/14/chartex" xmlns:aink="http://schemas.microsoft.com/office/drawing/2016/ink" xmlns:am3d="http://schemas.microsoft.com/office/drawing/2017/model3d" xmlns:w16cex="http://schemas.microsoft.com/office/word/2018/wordml/cex" xmlns:w16cid="http://schemas.microsoft.com/office/word/2016/wordml/cid" xmlns:w16="http://schemas.microsoft.com/office/word/2018/wordml" xmlns:w16sdtdh="http://schemas.microsoft.com/office/word/2020/wordml/sdtdatahash" xmlns:w16se="http://schemas.microsoft.com/office/word/2015/wordml/symex" mc:Ignorable="w14 w15 wp14">
+<w:document xmlns:wpc="http://schemas.microsoft.com/office/word/2010/wordprocessingCanvas" xmlns:cx="http://schemas.microsoft.com/office/drawing/2014/chartex" xmlns:cx1="http://schemas.microsoft.com/office/drawing/2015/9/8/chartex" xmlns:cx2="http://schemas.microsoft.com/office/drawing/2015/10/21/chartex" xmlns:cx3="http://schemas.microsoft.com/office/drawing/2016/5/9/chartex" xmlns:cx4="http://schemas.microsoft.com/office/drawing/2016/5/10/chartex" xmlns:cx5="http://schemas.microsoft.com/office/drawing/2016/5/11/chartex" xmlns:cx6="http://schemas.microsoft.com/office/drawing/2016/5/12/chartex" xmlns:cx7="http://schemas.microsoft.com/office/drawing/2016/5/13/chartex" xmlns:cx8="http://schemas.microsoft.com/office/drawing/2016/5/14/chartex" xmlns:mc="http://schemas.openxmlformats.org/markup-compatibility/2006" xmlns:aink="http://schemas.microsoft.com/office/drawing/2016/ink" xmlns:am3d="http://schemas.microsoft.com/office/drawing/2017/model3d" xmlns:o="urn:schemas-microsoft-com:office:office" xmlns:oel="http://schemas.microsoft.com/office/2019/extlst" xmlns:r="http://schemas.openxmlformats.org/officeDocument/2006/relationships" xmlns:m="http://schemas.openxmlformats.org/officeDocument/2006/math" xmlns:v="urn:schemas-microsoft-com:vml" xmlns:wp14="http://schemas.microsoft.com/office/word/2010/wordprocessingDrawing" xmlns:wp="http://schemas.openxmlformats.org/drawingml/2006/wordprocessingDrawing" xmlns:w10="urn:schemas-microsoft-com:office:word" xmlns:w="http://schemas.openxmlformats.org/wordprocessingml/2006/main" xmlns:w14="http://schemas.microsoft.com/office/word/2010/wordml" xmlns:w15="http://schemas.microsoft.com/office/word/2012/wordml" xmlns:w16cex="http://schemas.microsoft.com/office/word/2018/wordml/cex" xmlns:w16cid="http://schemas.microsoft.com/office/word/2016/wordml/cid" xmlns:w16="http://schemas.microsoft.com/office/word/2018/wordml" xmlns:w16du="http://schemas.microsoft.com/office/word/2023/wordml/word16du" xmlns:w16sdtdh="http://schemas.microsoft.com/office/word/2020/wordml/sdtdatahash" xmlns:w16sdtfl="http://schemas.microsoft.com/office/word/2024/wordml/sdtformatlock" xmlns:w16se="http://schemas.microsoft.com/office/word/2015/wordml/symex" xmlns:wpg="http://schemas.microsoft.com/office/word/2010/wordprocessingGroup" xmlns:wpi="http://schemas.microsoft.com/office/word/2010/wordprocessingInk" xmlns:wne="http://schemas.microsoft.com/office/word/2006/wordml" xmlns:wps="http://schemas.microsoft.com/office/word/2010/wordprocessingShape" mc:Ignorable="w14 w15 w16se w16cid w16 w16cex w16sdtdh w16sdtfl w16du wp14">
   <w:body>
     <w:p>
       <w:pPr>
         <w:pStyle w:val="Title"/>
-        <w:spacing w:after="120" w:before="240"/>
-      </w:pPr>
-      <w:r>
-        <w:t xml:space="preserve">ScholarPlan: presentation narration transcript</w:t>
-      </w:r>
-    </w:p>
-    <w:p>
-      <w:pPr>
-        <w:spacing w:after="160" w:line="300"/>
+        <w:spacing w:before="240" w:after="120"/>
+      </w:pPr>
+      <w:proofErr w:type="spellStart"/>
+      <w:r>
+        <w:t>ScholarPlan</w:t>
+      </w:r>
+      <w:proofErr w:type="spellEnd"/>
+      <w:r>
+        <w:t>: presentation narration transcript</w:t>
+      </w:r>
+    </w:p>
+    <w:p>
+      <w:pPr>
+        <w:spacing w:after="160" w:line="300" w:lineRule="auto"/>
       </w:pPr>
       <w:r>
         <w:rPr>
           <w:b/>
           <w:bCs/>
         </w:rPr>
-        <w:t xml:space="preserve">Module:</w:t>
+        <w:t>Module:</w:t>
       </w:r>
       <w:r>
         <w:t xml:space="preserve"> Intelligent Agents · </w:t>
@@ -30,7 +35,7 @@
           <w:b/>
           <w:bCs/>
         </w:rPr>
-        <w:t xml:space="preserve">Assessment:</w:t>
+        <w:t>Assessment:</w:t>
       </w:r>
       <w:r>
         <w:t xml:space="preserve"> Unit 11 individual presentation · </w:t>
@@ -40,7 +45,7 @@
           <w:b/>
           <w:bCs/>
         </w:rPr>
-        <w:t xml:space="preserve">Presenter:</w:t>
+        <w:t>Presenter:</w:t>
       </w:r>
       <w:r>
         <w:t xml:space="preserve"> Adil Aljasmi </w:t>
@@ -50,7 +55,7 @@
           <w:b/>
           <w:bCs/>
         </w:rPr>
-        <w:t xml:space="preserve">Target length:</w:t>
+        <w:t>Target length:</w:t>
       </w:r>
       <w:r>
         <w:t xml:space="preserve"> 20 minutes (10 slides; narration ≈ 2,380 words; at a steady 125 words per minute plus about 1 minute of on-screen waiting during the live demo this is ≈ 20 minutes)</w:t>
@@ -58,7 +63,7 @@
     </w:p>
     <w:p>
       <w:pPr>
-        <w:spacing w:after="160" w:line="300"/>
+        <w:spacing w:after="160" w:line="300" w:lineRule="auto"/>
       </w:pPr>
       <w:r>
         <w:t xml:space="preserve">Stage directions are in </w:t>
@@ -69,7 +74,7 @@
           <w:iCs/>
           <w:color w:val="64748B"/>
         </w:rPr>
-        <w:t xml:space="preserve">[italic brackets]</w:t>
+        <w:t>[italic brackets]</w:t>
       </w:r>
       <w:r>
         <w:t xml:space="preserve"> and are not spoken.</w:t>
@@ -78,39 +83,63 @@
     <w:p>
       <w:pPr>
         <w:pStyle w:val="Heading1"/>
-        <w:spacing w:after="120" w:before="240"/>
-      </w:pPr>
-      <w:r>
-        <w:t xml:space="preserve">Slide 1: ScholarPlan: from design to a working multi-agent system </w:t>
-      </w:r>
-      <w:r>
-        <w:rPr>
-          <w:i/>
-          <w:iCs/>
-        </w:rPr>
-        <w:t xml:space="preserve">(≈ 0:45)</w:t>
-      </w:r>
-    </w:p>
-    <w:p>
-      <w:pPr>
-        <w:spacing w:after="160" w:line="300"/>
-      </w:pPr>
-      <w:r>
-        <w:t xml:space="preserve">Hello, my name is Adil Aljasmi. This presentation covers the second deliverable of the Intelligent Agents module: the implementation of ScholarPlan.</w:t>
-      </w:r>
-    </w:p>
-    <w:p>
-      <w:pPr>
-        <w:spacing w:after="160" w:line="300"/>
-      </w:pPr>
-      <w:r>
-        <w:t xml:space="preserve">In Unit 6, our group designed ScholarPlan, an LLM-powered planning agent for academic research and information gathering. In Unit 11 I built that design, individually, as a working multi-agent system. Over the next twenty minutes I will show how the implementation meets the design, demonstrate it running live, explain how it was tested and evaluated against measurable targets, and reflect critically on what worked, what changed, and why.</w:t>
+        <w:spacing w:before="240" w:after="120"/>
+      </w:pPr>
+      <w:r>
+        <w:t xml:space="preserve">Slide 1: </w:t>
+      </w:r>
+      <w:proofErr w:type="spellStart"/>
+      <w:r>
+        <w:t>ScholarPlan</w:t>
+      </w:r>
+      <w:proofErr w:type="spellEnd"/>
+      <w:r>
+        <w:t xml:space="preserve">: from design to a working multi-agent system </w:t>
+      </w:r>
+      <w:r>
+        <w:rPr>
+          <w:i/>
+          <w:iCs/>
+        </w:rPr>
+        <w:t>(≈ 0:45)</w:t>
+      </w:r>
+    </w:p>
+    <w:p>
+      <w:pPr>
+        <w:spacing w:after="160" w:line="300" w:lineRule="auto"/>
+      </w:pPr>
+      <w:r>
+        <w:t xml:space="preserve">Hello, my name is Adil Aljasmi. This presentation covers the second deliverable of the Intelligent Agents module: the implementation of </w:t>
+      </w:r>
+      <w:proofErr w:type="spellStart"/>
+      <w:r>
+        <w:t>ScholarPlan</w:t>
+      </w:r>
+      <w:proofErr w:type="spellEnd"/>
+      <w:r>
+        <w:t>.</w:t>
+      </w:r>
+    </w:p>
+    <w:p>
+      <w:pPr>
+        <w:spacing w:after="160" w:line="300" w:lineRule="auto"/>
+      </w:pPr>
+      <w:r>
+        <w:t xml:space="preserve">In Unit 6, our group designed </w:t>
+      </w:r>
+      <w:proofErr w:type="spellStart"/>
+      <w:r>
+        <w:t>ScholarPlan</w:t>
+      </w:r>
+      <w:proofErr w:type="spellEnd"/>
+      <w:r>
+        <w:t>, an LLM-powered planning agent for academic research and information gathering. In Unit 11 I built that design, individually, as a working multi-agent system. Over the next twenty minutes I will show how the implementation meets the design, demonstrate it running live, explain how it was tested and evaluated against measurable targets, and reflect critically on what worked, what changed, and why.</w:t>
       </w:r>
     </w:p>
     <w:p>
       <w:pPr>
         <w:pStyle w:val="Heading1"/>
-        <w:spacing w:after="120" w:before="240"/>
+        <w:spacing w:before="240" w:after="120"/>
       </w:pPr>
       <w:r>
         <w:t xml:space="preserve">Slide 2: From a research goal to verified, stored evidence </w:t>
@@ -120,47 +149,96 @@
           <w:i/>
           <w:iCs/>
         </w:rPr>
-        <w:t xml:space="preserve">(≈ 1:45)</w:t>
-      </w:r>
-    </w:p>
-    <w:p>
-      <w:pPr>
-        <w:spacing w:after="160" w:line="300"/>
-      </w:pPr>
-      <w:r>
-        <w:t xml:space="preserve">The problem ScholarPlan addresses is simple to state. Searching the literature is repetitive, but handing the task to a single large language model is risky: unaided LLMs plan unreliably (Kambhampati et al., 2024) and they fabricate citations and facts (Ji et al., 2023).</w:t>
-      </w:r>
-    </w:p>
-    <w:p>
-      <w:pPr>
-        <w:spacing w:after="160" w:line="300"/>
-      </w:pPr>
-      <w:r>
-        <w:t xml:space="preserve">So ScholarPlan splits the work between five cooperating agents. You give it a research goal in plain English. The Planner decomposes it into search subtasks. The Retriever queries three open scholarly APIs: arXiv, OpenAlex and Crossref. The Processor removes duplicates, ranks the results and turns each abstract into short, atomic claims. The Critic, a separate model, checks every claim against the source it came from. Finally, the Archivist stores a cited report, a BibTeX file, a searchable vector index and a full reasoning trace offline.</w:t>
-      </w:r>
-    </w:p>
-    <w:p>
-      <w:pPr>
-        <w:spacing w:after="160" w:line="300"/>
-      </w:pPr>
-      <w:r>
-        <w:t xml:space="preserve">This maps directly onto the three success criteria in the brief: relevant data is identified and retrieved; it is processed by filtering, summarising and verifying; and it is stored in a usable format.</w:t>
-      </w:r>
-    </w:p>
-    <w:p>
-      <w:pPr>
-        <w:spacing w:after="160" w:line="300"/>
-      </w:pPr>
-      <w:r>
-        <w:t xml:space="preserve">The numbers on the right summarise where the project ended up. All five agents are implemented. There are 94 automated tests with 93 percent line coverage. And in live evaluation, three out of three research goals completed within the step budget, averaging under seven reasoning steps and about one minute each.</w:t>
+        <w:t>(≈ 1:45)</w:t>
+      </w:r>
+    </w:p>
+    <w:p>
+      <w:pPr>
+        <w:spacing w:after="160" w:line="300" w:lineRule="auto"/>
+      </w:pPr>
+      <w:r>
+        <w:t xml:space="preserve">The problem </w:t>
+      </w:r>
+      <w:proofErr w:type="spellStart"/>
+      <w:r>
+        <w:t>ScholarPlan</w:t>
+      </w:r>
+      <w:proofErr w:type="spellEnd"/>
+      <w:r>
+        <w:t xml:space="preserve"> addresses is simple to state. Searching the literature is repetitive, but handing the task to a single large language model is risky: unaided LLMs plan unreliably (Kambhampati et al., 2024) and they fabricate citations and facts (Ji et al., 2023).</w:t>
+      </w:r>
+    </w:p>
+    <w:p>
+      <w:pPr>
+        <w:spacing w:after="160" w:line="300" w:lineRule="auto"/>
+      </w:pPr>
+      <w:r>
+        <w:t xml:space="preserve">So </w:t>
+      </w:r>
+      <w:proofErr w:type="spellStart"/>
+      <w:r>
+        <w:t>ScholarPlan</w:t>
+      </w:r>
+      <w:proofErr w:type="spellEnd"/>
+      <w:r>
+        <w:t xml:space="preserve"> splits the work between five cooperating agents. You give it a research goal in plain English. The Planner decomposes it into search subtasks. The Retriever queries three open scholarly APIs: </w:t>
+      </w:r>
+      <w:proofErr w:type="spellStart"/>
+      <w:r>
+        <w:t>arXiv</w:t>
+      </w:r>
+      <w:proofErr w:type="spellEnd"/>
+      <w:r>
+        <w:t xml:space="preserve">, </w:t>
+      </w:r>
+      <w:proofErr w:type="spellStart"/>
+      <w:r>
+        <w:t>OpenAlex</w:t>
+      </w:r>
+      <w:proofErr w:type="spellEnd"/>
+      <w:r>
+        <w:t xml:space="preserve"> and </w:t>
+      </w:r>
+      <w:proofErr w:type="spellStart"/>
+      <w:r>
+        <w:t>Crossref</w:t>
+      </w:r>
+      <w:proofErr w:type="spellEnd"/>
+      <w:r>
+        <w:t xml:space="preserve">. The Processor removes duplicates, ranks the results and turns each abstract into short, atomic claims. The Critic, a separate model, checks every claim against the source it came from. Finally, the Archivist stores a cited report, a </w:t>
+      </w:r>
+      <w:proofErr w:type="spellStart"/>
+      <w:r>
+        <w:t>BibTeX</w:t>
+      </w:r>
+      <w:proofErr w:type="spellEnd"/>
+      <w:r>
+        <w:t xml:space="preserve"> file, a searchable vector index and a full reasoning trace offline.</w:t>
+      </w:r>
+    </w:p>
+    <w:p>
+      <w:pPr>
+        <w:spacing w:after="160" w:line="300" w:lineRule="auto"/>
+      </w:pPr>
+      <w:r>
+        <w:t>This maps directly onto the three success criteria in the brief: relevant data is identified and retrieved; it is processed by filtering, summarising and verifying; and it is stored in a usable format.</w:t>
+      </w:r>
+    </w:p>
+    <w:p>
+      <w:pPr>
+        <w:spacing w:after="160" w:line="300" w:lineRule="auto"/>
+      </w:pPr>
+      <w:r>
+        <w:t>The numbers on the right summarise where the project ended up. All five agents are implemented. There are 94 automated tests with 93 percent line coverage. And in live evaluation, three out of three research goals completed within the step budget, averaging under seven reasoning steps and about one minute each.</w:t>
       </w:r>
     </w:p>
     <w:p>
       <w:pPr>
         <w:pStyle w:val="Heading1"/>
-        <w:spacing w:after="120" w:before="240"/>
-      </w:pPr>
-      <w:r>
+        <w:spacing w:before="240" w:after="120"/>
+      </w:pPr>
+      <w:r>
+        <w:lastRenderedPageBreak/>
         <w:t xml:space="preserve">Slide 3: Hybrid agents coordinating through a blackboard </w:t>
       </w:r>
       <w:r>
@@ -168,109 +246,147 @@
           <w:i/>
           <w:iCs/>
         </w:rPr>
-        <w:t xml:space="preserve">(≈ 2:15)</w:t>
-      </w:r>
-    </w:p>
-    <w:p>
-      <w:pPr>
-        <w:spacing w:after="160" w:line="300"/>
-      </w:pPr>
-      <w:r>
-        <w:t xml:space="preserve">This slide shows the architecture, which follows the Unit 6 design closely.</w:t>
-      </w:r>
-    </w:p>
-    <w:p>
-      <w:pPr>
-        <w:spacing w:after="160" w:line="300"/>
-      </w:pPr>
-      <w:r>
-        <w:t xml:space="preserve">ScholarPlan is a hybrid architecture (Wooldridge, 2009). There is one deliberative agent, the Planner, which reasons about the goal using an LLM. The other four agents are reactive specialists: each one simply waits for its input to appear and then acts. The Retriever and the Archivist use no LLM at all. That is deliberate: it keeps retrieval failures and reasoning failures on separate surfaces, so an irrelevant search result is never confused with an unsupported claim (Guo et al., 2024).</w:t>
-      </w:r>
-    </w:p>
-    <w:p>
-      <w:pPr>
-        <w:spacing w:after="160" w:line="300"/>
-      </w:pPr>
-      <w:r>
-        <w:t xml:space="preserve">The agents never call each other. Instead, they cooperate through a shared blackboard, the classic architecture described by Hayes-Roth (1985), which Salemi and colleagues (2025) have recently shown outperforming a central orchestrator for LLM agents doing information discovery. I implemented the blackboard in SQLite, so every plan, source, claim, verdict and piece of feedback is persisted and can be inspected after the run. That is how the system addresses explainability.</w:t>
-      </w:r>
-    </w:p>
-    <w:p>
-      <w:pPr>
-        <w:spacing w:after="160" w:line="300"/>
-      </w:pPr>
-      <w:r>
-        <w:t xml:space="preserve">Two implementation details matter here. First, coordination safety: when an agent takes a subtask, it does so inside a single immediate transaction, so two agents can never claim the same work. A unit test races eight threads for one subtask, and exactly one wins.</w:t>
-      </w:r>
-    </w:p>
-    <w:p>
-      <w:pPr>
-        <w:spacing w:after="160" w:line="300"/>
-      </w:pPr>
-      <w:r>
-        <w:t xml:space="preserve">Second, I applied the Gaia methodology (Wooldridge, Jennings and Kinny, 2000): each agent is a role with explicit permissions over the blackboard tables. These permissions are enforced at runtime, not just documented. If the Retriever tried to write a verdict, the blackboard would raise a permission error.</w:t>
-      </w:r>
-    </w:p>
-    <w:p>
-      <w:pPr>
-        <w:spacing w:after="160" w:line="300"/>
-      </w:pPr>
-      <w:r>
-        <w:t xml:space="preserve">Scheduling is handled by a tiny controller that asks each agent "can you act?" and runs the first that can, finishing downstream work before the Planner deliberates again.</w:t>
+        <w:t>(≈ 2:15)</w:t>
+      </w:r>
+    </w:p>
+    <w:p>
+      <w:pPr>
+        <w:spacing w:after="160" w:line="300" w:lineRule="auto"/>
+      </w:pPr>
+      <w:r>
+        <w:t>This slide shows the architecture, which follows the Unit 6 design closely.</w:t>
+      </w:r>
+    </w:p>
+    <w:p>
+      <w:pPr>
+        <w:spacing w:after="160" w:line="300" w:lineRule="auto"/>
+      </w:pPr>
+      <w:proofErr w:type="spellStart"/>
+      <w:r>
+        <w:t>ScholarPlan</w:t>
+      </w:r>
+      <w:proofErr w:type="spellEnd"/>
+      <w:r>
+        <w:t xml:space="preserve"> is a hybrid architecture (Wooldridge, 2009). There is one deliberative agent, the Planner, which reasons about the goal using an LLM. The other four agents are reactive specialists: each one simply waits for its input to appear and then acts. The Retriever and the Archivist use no LLM at all. That is deliberate: it keeps retrieval failures and reasoning failures on separate surfaces, so an irrelevant search result is never confused with an unsupported claim (Guo et al., 2024).</w:t>
+      </w:r>
+    </w:p>
+    <w:p>
+      <w:pPr>
+        <w:spacing w:after="160" w:line="300" w:lineRule="auto"/>
+      </w:pPr>
+      <w:r>
+        <w:t>The agents never call each other. Instead, they cooperate through a shared blackboard, the classic architecture described by Hayes-Roth (1985), which Salemi and colleagues (2025) have recently shown outperforming a central orchestrator for LLM agents doing information discovery. I implemented the blackboard in SQLite, so every plan, source, claim, verdict and piece of feedback is persisted and can be inspected after the run. That is how the system addresses explainability.</w:t>
+      </w:r>
+    </w:p>
+    <w:p>
+      <w:pPr>
+        <w:spacing w:after="160" w:line="300" w:lineRule="auto"/>
+      </w:pPr>
+      <w:r>
+        <w:t>Two implementation details matter here. First, coordination safety: when an agent takes a subtask, it does so inside a single immediate transaction, so two agents can never claim the same work. A unit test races eight threads for one subtask, and exactly one wins.</w:t>
+      </w:r>
+    </w:p>
+    <w:p>
+      <w:pPr>
+        <w:spacing w:after="160" w:line="300" w:lineRule="auto"/>
+      </w:pPr>
+      <w:r>
+        <w:t>Second, I applied the Gaia methodology (Wooldridge, Jennings and Kinny, 2000): each agent is a role with explicit permissions over the blackboard tables. These permissions are enforced at runtime, not just documented. If the Retriever tried to write a verdict, the blackboard would raise a permission error.</w:t>
+      </w:r>
+    </w:p>
+    <w:p>
+      <w:pPr>
+        <w:spacing w:after="160" w:line="300" w:lineRule="auto"/>
+      </w:pPr>
+      <w:r>
+        <w:t>Scheduling is handled by a tiny controller that asks each agent "can you act?" and runs the first that can, finishing downstream work before the Planner deliberates again.</w:t>
       </w:r>
     </w:p>
     <w:p>
       <w:pPr>
         <w:pStyle w:val="Heading1"/>
-        <w:spacing w:after="120" w:before="240"/>
-      </w:pPr>
-      <w:r>
-        <w:t xml:space="preserve">Slide 4: Planning with ReAct, Reflexion and LLM-Modulo guardrails </w:t>
-      </w:r>
-      <w:r>
-        <w:rPr>
-          <w:i/>
-          <w:iCs/>
-        </w:rPr>
-        <w:t xml:space="preserve">(≈ 2:15)</w:t>
-      </w:r>
-    </w:p>
-    <w:p>
-      <w:pPr>
-        <w:spacing w:after="160" w:line="300"/>
-      </w:pPr>
-      <w:r>
-        <w:t xml:space="preserve">The Planner runs a ReAct loop (Yao et al., 2023). Each step has three parts. The observation is the current state of the blackboard: which subtasks are verified or rejected, what feedback has been written, and how much budget is left. The thought is the LLM's written reasoning, saved to the trace. The action is exactly one move: issue a subtask, refine its query, switch to a different database, abandon it, or synthesise the final answer.</w:t>
-      </w:r>
-    </w:p>
-    <w:p>
-      <w:pPr>
-        <w:spacing w:after="160" w:line="300"/>
-      </w:pPr>
-      <w:r>
-        <w:t xml:space="preserve">Re-planning follows the Reflexion idea of verbal feedback (Shinn et al., 2023). When the Retriever finds nothing, or the Processor finds nothing relevant, or the Critic rejects the claims, that agent writes a natural-language feedback message. The Planner must read it before its next thought.</w:t>
-      </w:r>
-    </w:p>
-    <w:p>
-      <w:pPr>
-        <w:spacing w:after="160" w:line="300"/>
-      </w:pPr>
-      <w:r>
-        <w:t xml:space="preserve">The most important design principle comes from Kambhampati and colleagues (2024): LLMs can't plan reliably on their own, but they can help planning inside an LLM-Modulo framework, where external components verify. So in ScholarPlan, the LLM never decides what is allowed. The code computes the allowed actions for each step. The LLM's output must pass a JSON schema, and then a semantic check: for example, it cannot refine a subtask with a query that has already failed. If the model fails twice, a deterministic fallback policy takes over.</w:t>
-      </w:r>
-    </w:p>
-    <w:p>
-      <w:pPr>
-        <w:spacing w:after="160" w:line="300"/>
-      </w:pPr>
-      <w:r>
-        <w:t xml:space="preserve">Termination is guaranteed without trusting the model. There is a twenty-step ReAct budget, and, responding to the tutor's feedback on Unit 6, a hard cap of three re-plans per subtask. On the fourth failure the subtask is marked "unresolvable" by code, without even calling the LLM. A synthesis that the Critic rejects twice is replaced by an extractive list of verified claims, which by construction cannot contain unsupported text.</w:t>
+        <w:spacing w:before="240" w:after="120"/>
+      </w:pPr>
+      <w:r>
+        <w:t xml:space="preserve">Slide 4: Planning with </w:t>
+      </w:r>
+      <w:proofErr w:type="spellStart"/>
+      <w:r>
+        <w:t>ReAct</w:t>
+      </w:r>
+      <w:proofErr w:type="spellEnd"/>
+      <w:r>
+        <w:t xml:space="preserve">, Reflexion and LLM-Modulo guardrails </w:t>
+      </w:r>
+      <w:r>
+        <w:rPr>
+          <w:i/>
+          <w:iCs/>
+        </w:rPr>
+        <w:t>(≈ 2:15)</w:t>
+      </w:r>
+    </w:p>
+    <w:p>
+      <w:pPr>
+        <w:spacing w:after="160" w:line="300" w:lineRule="auto"/>
+      </w:pPr>
+      <w:r>
+        <w:t xml:space="preserve">The Planner runs a </w:t>
+      </w:r>
+      <w:proofErr w:type="spellStart"/>
+      <w:r>
+        <w:t>ReAct</w:t>
+      </w:r>
+      <w:proofErr w:type="spellEnd"/>
+      <w:r>
+        <w:t xml:space="preserve"> loop (Yao et al., 2023). Each step has three parts. The observation is the current state of the blackboard: which subtasks are verified or rejected, what feedback has been written, and how much budget is left. The thought is the LLM's written reasoning, saved to the trace. The action is exactly one move: issue a subtask, refine its query, switch to a different database, abandon it, or synthesise the final answer.</w:t>
+      </w:r>
+    </w:p>
+    <w:p>
+      <w:pPr>
+        <w:spacing w:after="160" w:line="300" w:lineRule="auto"/>
+      </w:pPr>
+      <w:r>
+        <w:t>Re-planning follows the Reflexion idea of verbal feedback (Shinn et al., 2023). When the Retriever finds nothing, or the Processor finds nothing relevant, or the Critic rejects the claims, that agent writes a natural-language feedback message. The Planner must read it before its next thought.</w:t>
+      </w:r>
+    </w:p>
+    <w:p>
+      <w:pPr>
+        <w:spacing w:after="160" w:line="300" w:lineRule="auto"/>
+      </w:pPr>
+      <w:r>
+        <w:lastRenderedPageBreak/>
+        <w:t xml:space="preserve">The most important design principle comes from Kambhampati and colleagues (2024): LLMs can't plan reliably on their own, but they can help planning inside an LLM-Modulo framework, where external components verify. So in </w:t>
+      </w:r>
+      <w:proofErr w:type="spellStart"/>
+      <w:r>
+        <w:t>ScholarPlan</w:t>
+      </w:r>
+      <w:proofErr w:type="spellEnd"/>
+      <w:r>
+        <w:t>, the LLM never decides what is allowed. The code computes the allowed actions for each step. The LLM's output must pass a JSON schema, and then a semantic check: for example, it cannot refine a subtask with a query that has already failed. If the model fails twice, a deterministic fallback policy takes over.</w:t>
+      </w:r>
+    </w:p>
+    <w:p>
+      <w:pPr>
+        <w:spacing w:after="160" w:line="300" w:lineRule="auto"/>
+      </w:pPr>
+      <w:r>
+        <w:t xml:space="preserve">Termination is guaranteed without trusting the model. There is a twenty-step </w:t>
+      </w:r>
+      <w:proofErr w:type="spellStart"/>
+      <w:r>
+        <w:t>ReAct</w:t>
+      </w:r>
+      <w:proofErr w:type="spellEnd"/>
+      <w:r>
+        <w:t xml:space="preserve"> budget, and, responding to the tutor's feedback on Unit 6, a hard cap of three re-plans per subtask. On the fourth failure the subtask is marked "unresolvable" by code, without even calling the LLM. A synthesis that the Critic rejects twice is replaced by an extractive list of verified claims, which by construction cannot contain unsupported text.</w:t>
       </w:r>
     </w:p>
     <w:p>
       <w:pPr>
         <w:pStyle w:val="Heading1"/>
-        <w:spacing w:after="120" w:before="240"/>
+        <w:spacing w:before="240" w:after="120"/>
       </w:pPr>
       <w:r>
         <w:t xml:space="preserve">Slide 5: Structural view: UML class diagram </w:t>
@@ -280,45 +396,69 @@
           <w:i/>
           <w:iCs/>
         </w:rPr>
-        <w:t xml:space="preserve">(≈ 1:30)</w:t>
-      </w:r>
-    </w:p>
-    <w:p>
-      <w:pPr>
-        <w:spacing w:after="160" w:line="300"/>
-      </w:pPr>
-      <w:r>
-        <w:t xml:space="preserve">The Unit 6 feedback noted that our design had behavioural diagrams, an activity diagram and a sequence diagram, but no static structural view. This class diagram adds that view, and it is drawn from the actual code.</w:t>
-      </w:r>
-    </w:p>
-    <w:p>
-      <w:pPr>
-        <w:spacing w:after="160" w:line="300"/>
-      </w:pPr>
-      <w:r>
-        <w:t xml:space="preserve">At the top, the Controller aggregates five Agent objects. Agent is an abstract class with two methods: can-act, a cheap side-effect-free trigger check, and act. The five roles inherit from it. Every agent reaches the blackboard only through a ScopedBlackboard, which enforces that role's permissions.</w:t>
-      </w:r>
-    </w:p>
-    <w:p>
-      <w:pPr>
-        <w:spacing w:after="160" w:line="300"/>
-      </w:pPr>
-      <w:r>
-        <w:t xml:space="preserve">On the right is the dependency-inversion principle at work. The three LLM-using agents depend on an LLMClient interface, not on Groq. There are three implementations: the live OpenAI-compatible client, a deterministic mock and a scripted mock used to force failure paths in tests. Switching provider is a configuration change. That is exactly what made the model changes I will discuss later cheap to make.</w:t>
-      </w:r>
-    </w:p>
-    <w:p>
-      <w:pPr>
-        <w:spacing w:after="160" w:line="300"/>
-      </w:pPr>
-      <w:r>
-        <w:t xml:space="preserve">At the bottom, the Retriever uses three API clients sharing one polite, cached, rate-limited HTTP component, and all thresholds live in a single frozen Settings object, so the numbers I quote are defined in one place.</w:t>
+        <w:t>(≈ 1:30)</w:t>
+      </w:r>
+    </w:p>
+    <w:p>
+      <w:pPr>
+        <w:spacing w:after="160" w:line="300" w:lineRule="auto"/>
+      </w:pPr>
+      <w:r>
+        <w:t>The Unit 6 feedback noted that our design had behavioural diagrams, an activity diagram and a sequence diagram, but no static structural view. This class diagram adds that view, and it is drawn from the actual code.</w:t>
+      </w:r>
+    </w:p>
+    <w:p>
+      <w:pPr>
+        <w:spacing w:after="160" w:line="300" w:lineRule="auto"/>
+      </w:pPr>
+      <w:r>
+        <w:t xml:space="preserve">At the top, the Controller aggregates five Agent objects. Agent is an abstract class with two methods: can-act, a cheap side-effect-free trigger check, and act. The five roles inherit from it. Every agent reaches the blackboard only through a </w:t>
+      </w:r>
+      <w:proofErr w:type="spellStart"/>
+      <w:r>
+        <w:t>ScopedBlackboard</w:t>
+      </w:r>
+      <w:proofErr w:type="spellEnd"/>
+      <w:r>
+        <w:t>, which enforces that role's permissions.</w:t>
+      </w:r>
+    </w:p>
+    <w:p>
+      <w:pPr>
+        <w:spacing w:after="160" w:line="300" w:lineRule="auto"/>
+      </w:pPr>
+      <w:r>
+        <w:t xml:space="preserve">On the right is the dependency-inversion principle at work. The three LLM-using agents depend on an </w:t>
+      </w:r>
+      <w:proofErr w:type="spellStart"/>
+      <w:r>
+        <w:t>LLMClient</w:t>
+      </w:r>
+      <w:proofErr w:type="spellEnd"/>
+      <w:r>
+        <w:t xml:space="preserve"> interface, not on </w:t>
+      </w:r>
+      <w:proofErr w:type="spellStart"/>
+      <w:r>
+        <w:t>Groq</w:t>
+      </w:r>
+      <w:proofErr w:type="spellEnd"/>
+      <w:r>
+        <w:t>. There are three implementations: the live OpenAI-compatible client, a deterministic mock and a scripted mock used to force failure paths in tests. Switching provider is a configuration change. That is exactly what made the model changes I will discuss later cheap to make.</w:t>
+      </w:r>
+    </w:p>
+    <w:p>
+      <w:pPr>
+        <w:spacing w:after="160" w:line="300" w:lineRule="auto"/>
+      </w:pPr>
+      <w:r>
+        <w:t>At the bottom, the Retriever uses three API clients sharing one polite, cached, rate-limited HTTP component, and all thresholds live in a single frozen Settings object, so the numbers I quote are defined in one place.</w:t>
       </w:r>
     </w:p>
     <w:p>
       <w:pPr>
         <w:pStyle w:val="Heading1"/>
-        <w:spacing w:after="120" w:before="240"/>
+        <w:spacing w:before="240" w:after="120"/>
       </w:pPr>
       <w:r>
         <w:t xml:space="preserve">Slide 6: Live demonstration </w:t>
@@ -328,12 +468,12 @@
           <w:i/>
           <w:iCs/>
         </w:rPr>
-        <w:t xml:space="preserve">(≈ 4:30)</w:t>
-      </w:r>
-    </w:p>
-    <w:p>
-      <w:pPr>
-        <w:spacing w:after="160" w:line="300"/>
+        <w:t>(≈ 4:30)</w:t>
+      </w:r>
+    </w:p>
+    <w:p>
+      <w:pPr>
+        <w:spacing w:after="160" w:line="300" w:lineRule="auto"/>
       </w:pPr>
       <w:r>
         <w:rPr>
@@ -341,28 +481,45 @@
           <w:iCs/>
           <w:color w:val="64748B"/>
         </w:rPr>
-        <w:t xml:space="preserve">[Switch to the browser showing the dashboard, http://localhost:8501. The sidebar should already show the goal. Turn ON "Demo: inject a fabricated claim". Click "Run agents".]</w:t>
-      </w:r>
-    </w:p>
-    <w:p>
-      <w:pPr>
-        <w:spacing w:after="160" w:line="300"/>
-      </w:pPr>
-      <w:r>
-        <w:t xml:space="preserve">Let me show the system running. This is the ScholarPlan dashboard, written in Streamlit. The agents run in a background thread while the page reads the same SQLite blackboard every second, so what you see is the blackboard itself.</w:t>
-      </w:r>
-    </w:p>
-    <w:p>
-      <w:pPr>
-        <w:spacing w:after="160" w:line="300"/>
-      </w:pPr>
-      <w:r>
-        <w:t xml:space="preserve">I've entered the goal "How do LLM-based critics or verifiers detect hallucinated claims?", and I've switched on a clearly labelled demo option that plants one false claim. Live runs rarely hallucinate on cue, and I want to show the Critic catching one.</w:t>
-      </w:r>
-    </w:p>
-    <w:p>
-      <w:pPr>
-        <w:spacing w:after="160" w:line="300"/>
+        <w:t>[Switch to the browser showing the dashboard, http://localhost:8501. The sidebar should already show the goal. Turn ON "Demo: inject a fabricated claim". Click "Run agents".]</w:t>
+      </w:r>
+    </w:p>
+    <w:p>
+      <w:pPr>
+        <w:spacing w:after="160" w:line="300" w:lineRule="auto"/>
+      </w:pPr>
+      <w:r>
+        <w:t xml:space="preserve">Let me show the system running. This is the </w:t>
+      </w:r>
+      <w:proofErr w:type="spellStart"/>
+      <w:r>
+        <w:t>ScholarPlan</w:t>
+      </w:r>
+      <w:proofErr w:type="spellEnd"/>
+      <w:r>
+        <w:t xml:space="preserve"> dashboard, written in </w:t>
+      </w:r>
+      <w:proofErr w:type="spellStart"/>
+      <w:r>
+        <w:t>Streamlit</w:t>
+      </w:r>
+      <w:proofErr w:type="spellEnd"/>
+      <w:r>
+        <w:t>. The agents run in a background thread while the page reads the same SQLite blackboard every second, so what you see is the blackboard itself.</w:t>
+      </w:r>
+    </w:p>
+    <w:p>
+      <w:pPr>
+        <w:spacing w:after="160" w:line="300" w:lineRule="auto"/>
+      </w:pPr>
+      <w:r>
+        <w:lastRenderedPageBreak/>
+        <w:t>I've entered the goal "How do LLM-based critics or verifiers detect hallucinated claims?", and I've switched on a clearly labelled demo option that plants one false claim. Live runs rarely hallucinate on cue, and I want to show the Critic catching one.</w:t>
+      </w:r>
+    </w:p>
+    <w:p>
+      <w:pPr>
+        <w:spacing w:after="160" w:line="300" w:lineRule="auto"/>
       </w:pPr>
       <w:r>
         <w:rPr>
@@ -370,20 +527,44 @@
           <w:iCs/>
           <w:color w:val="64748B"/>
         </w:rPr>
-        <w:t xml:space="preserve">[As the trace fills.]</w:t>
-      </w:r>
-    </w:p>
-    <w:p>
-      <w:pPr>
-        <w:spacing w:after="160" w:line="300"/>
-      </w:pPr>
-      <w:r>
-        <w:t xml:space="preserve">First, the Planner's thought: it explains how it will decompose the goal, then creates four subtasks. Notice the agent cards: the highlighted card shows who is acting. Now the Retriever is searching arXiv, OpenAlex and Crossref; the observation shows how many records came from each. The Processor reports how many candidates it had, how many duplicates it removed, and how many it selected.</w:t>
-      </w:r>
-    </w:p>
-    <w:p>
-      <w:pPr>
-        <w:spacing w:after="160" w:line="300"/>
+        <w:t>[As the trace fills.]</w:t>
+      </w:r>
+    </w:p>
+    <w:p>
+      <w:pPr>
+        <w:spacing w:after="160" w:line="300" w:lineRule="auto"/>
+      </w:pPr>
+      <w:r>
+        <w:t xml:space="preserve">First, the Planner's thought: it explains how it will decompose the goal, then creates four subtasks. Notice the agent cards: the highlighted card shows who is acting. Now the Retriever is searching </w:t>
+      </w:r>
+      <w:proofErr w:type="spellStart"/>
+      <w:r>
+        <w:t>arXiv</w:t>
+      </w:r>
+      <w:proofErr w:type="spellEnd"/>
+      <w:r>
+        <w:t xml:space="preserve">, </w:t>
+      </w:r>
+      <w:proofErr w:type="spellStart"/>
+      <w:r>
+        <w:t>OpenAlex</w:t>
+      </w:r>
+      <w:proofErr w:type="spellEnd"/>
+      <w:r>
+        <w:t xml:space="preserve"> and </w:t>
+      </w:r>
+      <w:proofErr w:type="spellStart"/>
+      <w:r>
+        <w:t>Crossref</w:t>
+      </w:r>
+      <w:proofErr w:type="spellEnd"/>
+      <w:r>
+        <w:t>; the observation shows how many records came from each. The Processor reports how many candidates it had, how many duplicates it removed, and how many it selected.</w:t>
+      </w:r>
+    </w:p>
+    <w:p>
+      <w:pPr>
+        <w:spacing w:after="160" w:line="300" w:lineRule="auto"/>
       </w:pPr>
       <w:r>
         <w:rPr>
@@ -391,20 +572,20 @@
           <w:iCs/>
           <w:color w:val="64748B"/>
         </w:rPr>
-        <w:t xml:space="preserve">[When the Critic verdicts appear, click "Claims &amp; verdicts".]</w:t>
-      </w:r>
-    </w:p>
-    <w:p>
-      <w:pPr>
-        <w:spacing w:after="160" w:line="300"/>
-      </w:pPr>
-      <w:r>
-        <w:t xml:space="preserve">Here is the interesting part. The trace shows a line marked DEMO: the injected claim says the method "eliminates hallucination entirely and improves accuracy by 99 percent on every benchmark". The Critic, running on a different model family, rejected it. Its reason says the source reports an AUROC of 0.781 and specific improvements, not the elimination of hallucination. Opening the claim shows the real abstract underneath, so anyone can audit the judgement.</w:t>
-      </w:r>
-    </w:p>
-    <w:p>
-      <w:pPr>
-        <w:spacing w:after="160" w:line="300"/>
+        <w:t>[When the Critic verdicts appear, click "Claims &amp; verdicts".]</w:t>
+      </w:r>
+    </w:p>
+    <w:p>
+      <w:pPr>
+        <w:spacing w:after="160" w:line="300" w:lineRule="auto"/>
+      </w:pPr>
+      <w:r>
+        <w:t>Here is the interesting part. The trace shows a line marked DEMO: the injected claim says the method "eliminates hallucination entirely and improves accuracy by 99 percent on every benchmark". The Critic, running on a different model family, rejected it. Its reason says the source reports an AUROC of 0.781 and specific improvements, not the elimination of hallucination. Opening the claim shows the real abstract underneath, so anyone can audit the judgement.</w:t>
+      </w:r>
+    </w:p>
+    <w:p>
+      <w:pPr>
+        <w:spacing w:after="160" w:line="300" w:lineRule="auto"/>
       </w:pPr>
       <w:r>
         <w:rPr>
@@ -412,20 +593,20 @@
           <w:iCs/>
           <w:color w:val="64748B"/>
         </w:rPr>
-        <w:t xml:space="preserve">[Click "Feedback", then "Subtasks".]</w:t>
-      </w:r>
-    </w:p>
-    <w:p>
-      <w:pPr>
-        <w:spacing w:after="160" w:line="300"/>
-      </w:pPr>
-      <w:r>
-        <w:t xml:space="preserve">The subtask still passed, because two of its three claims were supported, but the false claim will never reach the report. If too many claims fail, this feedback tab shows the message the Planner reads before re-planning. In an earlier live evaluation run you can see two genuine re-plans recorded here.</w:t>
-      </w:r>
-    </w:p>
-    <w:p>
-      <w:pPr>
-        <w:spacing w:after="160" w:line="300"/>
+        <w:t>[Click "Feedback", then "Subtasks".]</w:t>
+      </w:r>
+    </w:p>
+    <w:p>
+      <w:pPr>
+        <w:spacing w:after="160" w:line="300" w:lineRule="auto"/>
+      </w:pPr>
+      <w:r>
+        <w:t>The subtask still passed, because two of its three claims were supported, but the false claim will never reach the report. If too many claims fail, this feedback tab shows the message the Planner reads before re-planning. In an earlier live evaluation run you can see two genuine re-plans recorded here.</w:t>
+      </w:r>
+    </w:p>
+    <w:p>
+      <w:pPr>
+        <w:spacing w:after="160" w:line="300" w:lineRule="auto"/>
       </w:pPr>
       <w:r>
         <w:rPr>
@@ -433,20 +614,28 @@
           <w:iCs/>
           <w:color w:val="64748B"/>
         </w:rPr>
-        <w:t xml:space="preserve">[When the run finishes, click "Report".]</w:t>
-      </w:r>
-    </w:p>
-    <w:p>
-      <w:pPr>
-        <w:spacing w:after="160" w:line="300"/>
-      </w:pPr>
-      <w:r>
-        <w:t xml:space="preserve">The run is complete. The report has an answer with Harvard in-text citations, an evidence table where every claim has an identifier, the subtasks with their outcomes, and the reference list. There are download buttons for the BibTeX file and the trace, and I can query the saved vector index semantically. Let me type "how are hallucinations scored" and the index returns the closest verified claims.</w:t>
-      </w:r>
-    </w:p>
-    <w:p>
-      <w:pPr>
-        <w:spacing w:after="160" w:line="300"/>
+        <w:t>[When the run finishes, click "Report".]</w:t>
+      </w:r>
+    </w:p>
+    <w:p>
+      <w:pPr>
+        <w:spacing w:after="160" w:line="300" w:lineRule="auto"/>
+      </w:pPr>
+      <w:r>
+        <w:t xml:space="preserve">The run is complete. The report has an answer with Harvard in-text citations, an evidence table where every claim has an identifier, the subtasks with their outcomes, and the reference list. There are download buttons for the </w:t>
+      </w:r>
+      <w:proofErr w:type="spellStart"/>
+      <w:r>
+        <w:t>BibTeX</w:t>
+      </w:r>
+      <w:proofErr w:type="spellEnd"/>
+      <w:r>
+        <w:t xml:space="preserve"> file and the trace, and I can query the saved vector index semantically. Let me type "how are hallucinations scored" and the index returns the closest verified claims.</w:t>
+      </w:r>
+    </w:p>
+    <w:p>
+      <w:pPr>
+        <w:spacing w:after="160" w:line="300" w:lineRule="auto"/>
       </w:pPr>
       <w:r>
         <w:rPr>
@@ -454,22 +643,48 @@
           <w:iCs/>
           <w:color w:val="64748B"/>
         </w:rPr>
-        <w:t xml:space="preserve">[Switch to VS Code. Open src/scholarplan/agents/planner.py and scroll to `_react_step` and `_validate`.]</w:t>
-      </w:r>
-    </w:p>
-    <w:p>
-      <w:pPr>
-        <w:spacing w:after="160" w:line="300"/>
-      </w:pPr>
-      <w:r>
-        <w:t xml:space="preserve">Briefly, in the code: this is the ReAct step. Allowed actions are computed here, by code; the LLM's choice is validated here; and if it fails, the fallback policy is used. Every comment explains </w:t>
-      </w:r>
-      <w:r>
-        <w:rPr>
-          <w:i/>
-          <w:iCs/>
-        </w:rPr>
-        <w:t xml:space="preserve">why</w:t>
+        <w:t>[Switch to VS Code. Open src/scholarplan/agents/planner.py and scroll to `_</w:t>
+      </w:r>
+      <w:proofErr w:type="spellStart"/>
+      <w:r>
+        <w:rPr>
+          <w:i/>
+          <w:iCs/>
+          <w:color w:val="64748B"/>
+        </w:rPr>
+        <w:t>react_step</w:t>
+      </w:r>
+      <w:proofErr w:type="spellEnd"/>
+      <w:r>
+        <w:rPr>
+          <w:i/>
+          <w:iCs/>
+          <w:color w:val="64748B"/>
+        </w:rPr>
+        <w:t>` and `_validate`.]</w:t>
+      </w:r>
+    </w:p>
+    <w:p>
+      <w:pPr>
+        <w:spacing w:after="160" w:line="300" w:lineRule="auto"/>
+      </w:pPr>
+      <w:r>
+        <w:t xml:space="preserve">Briefly, in the code: this is the </w:t>
+      </w:r>
+      <w:proofErr w:type="spellStart"/>
+      <w:r>
+        <w:t>ReAct</w:t>
+      </w:r>
+      <w:proofErr w:type="spellEnd"/>
+      <w:r>
+        <w:t xml:space="preserve"> step. Allowed actions are computed here, by code; the LLM's choice is validated here; and if it fails, the fallback policy is used. Every comment explains </w:t>
+      </w:r>
+      <w:r>
+        <w:rPr>
+          <w:i/>
+          <w:iCs/>
+        </w:rPr>
+        <w:t>why</w:t>
       </w:r>
       <w:r>
         <w:t xml:space="preserve"> a decision was made, with its source, rather than restating what the line does.</w:t>
@@ -477,7 +692,7 @@
     </w:p>
     <w:p>
       <w:pPr>
-        <w:spacing w:after="160" w:line="300"/>
+        <w:spacing w:after="160" w:line="300" w:lineRule="auto"/>
       </w:pPr>
       <w:r>
         <w:rPr>
@@ -485,21 +700,40 @@
           <w:iCs/>
           <w:color w:val="64748B"/>
         </w:rPr>
-        <w:t xml:space="preserve">[Open blackboard.py at `claim_subtask` for a few seconds, then return to the slides.]</w:t>
-      </w:r>
-    </w:p>
-    <w:p>
-      <w:pPr>
-        <w:spacing w:after="160" w:line="300"/>
-      </w:pPr>
-      <w:r>
-        <w:t xml:space="preserve">And this is the atomic claim: one immediate transaction, re-checking the status in the update itself.</w:t>
+        <w:t>[Open blackboard.py at `</w:t>
+      </w:r>
+      <w:proofErr w:type="spellStart"/>
+      <w:r>
+        <w:rPr>
+          <w:i/>
+          <w:iCs/>
+          <w:color w:val="64748B"/>
+        </w:rPr>
+        <w:t>claim_subtask</w:t>
+      </w:r>
+      <w:proofErr w:type="spellEnd"/>
+      <w:r>
+        <w:rPr>
+          <w:i/>
+          <w:iCs/>
+          <w:color w:val="64748B"/>
+        </w:rPr>
+        <w:t>` for a few seconds, then return to the slides.]</w:t>
+      </w:r>
+    </w:p>
+    <w:p>
+      <w:pPr>
+        <w:spacing w:after="160" w:line="300" w:lineRule="auto"/>
+      </w:pPr>
+      <w:r>
+        <w:lastRenderedPageBreak/>
+        <w:t>And this is the atomic claim: one immediate transaction, re-checking the status in the update itself.</w:t>
       </w:r>
     </w:p>
     <w:p>
       <w:pPr>
         <w:pStyle w:val="Heading1"/>
-        <w:spacing w:after="120" w:before="240"/>
+        <w:spacing w:before="240" w:after="120"/>
       </w:pPr>
       <w:r>
         <w:t xml:space="preserve">Slide 7: Does it work? Evaluation against measurable targets </w:t>
@@ -509,53 +743,85 @@
           <w:i/>
           <w:iCs/>
         </w:rPr>
-        <w:t xml:space="preserve">(≈ 2:30)</w:t>
-      </w:r>
-    </w:p>
-    <w:p>
-      <w:pPr>
-        <w:spacing w:after="160" w:line="300"/>
-      </w:pPr>
-      <w:r>
-        <w:t xml:space="preserve">The Unit 6 feedback asked for clear, measurable targets: test queries, deduplication thresholds, and Critic precision and recall. I set these targets before running anything.</w:t>
-      </w:r>
-    </w:p>
-    <w:p>
-      <w:pPr>
-        <w:spacing w:after="160" w:line="300"/>
-      </w:pPr>
-      <w:r>
-        <w:t xml:space="preserve">First, the Critic. I hand-labelled 21 claim-source pairs: twelve supported, and nine hallucinations of six kinds, including over-generalisation, wrong entities, fabricated numbers, metric shifts and contradictions. The targets were precision of at least 0.85 and recall of at least 0.75. The chart compares three verifiers. A simple word-overlap baseline reaches only 0.83 and misses contradictions and metric shifts, because those reuse the source's own words. The production Critic, Qwen, and the fallback, gpt-oss-120b, both scored 1.0 on precision and recall, catching all nine hallucinations. That comparison is the empirical justification for using an LLM as the judge rather than string matching. I'll be honest about the limit, though: 21 items is small, and a perfect score is more likely a ceiling effect than proof of perfection.</w:t>
-      </w:r>
-    </w:p>
-    <w:p>
-      <w:pPr>
-        <w:spacing w:after="160" w:line="300"/>
-      </w:pPr>
-      <w:r>
-        <w:t xml:space="preserve">Second, retrieval. I used ten fixed queries whose target papers are the ones our own Unit 6 report cited, in effect asking whether ScholarPlan can find the literature its design relied on. Recall was 0.9 against a target of 0.75. No single API found everything: arXiv found seven, OpenAlex six and Crossref one, which supports the decision to query all three. The one miss, Hayes-Roth 1985, has no indexed abstract, and the system deliberately excludes records it cannot verify. That is a real trade-off: verifiability versus coverage of older work.</w:t>
-      </w:r>
-    </w:p>
-    <w:p>
-      <w:pPr>
-        <w:spacing w:after="160" w:line="300"/>
-      </w:pPr>
-      <w:r>
-        <w:t xml:space="preserve">Third, end-to-end. Three fixed goals, live: all three completed within the twenty-step budget, using 6.7 steps and under a minute on average, and about 21,000 tokens per run, comfortably inside the free tier.</w:t>
-      </w:r>
-    </w:p>
-    <w:p>
-      <w:pPr>
-        <w:spacing w:after="160" w:line="300"/>
-      </w:pPr>
-      <w:r>
-        <w:t xml:space="preserve">The deduplication and relevance thresholds, 0.92 and 0.30 cosine similarity, are named constants and are unit-tested in both directions.</w:t>
+        <w:t>(≈ 2:30)</w:t>
+      </w:r>
+    </w:p>
+    <w:p>
+      <w:pPr>
+        <w:spacing w:after="160" w:line="300" w:lineRule="auto"/>
+      </w:pPr>
+      <w:r>
+        <w:t>The Unit 6 feedback asked for clear, measurable targets: test queries, deduplication thresholds, and Critic precision and recall. I set these targets before running anything.</w:t>
+      </w:r>
+    </w:p>
+    <w:p>
+      <w:pPr>
+        <w:spacing w:after="160" w:line="300" w:lineRule="auto"/>
+      </w:pPr>
+      <w:r>
+        <w:t>First, the Critic. I hand-labelled 21 claim-source pairs: twelve supported, and nine hallucinations of six kinds, including over-generalisation, wrong entities, fabricated numbers, metric shifts and contradictions. The targets were precision of at least 0.85 and recall of at least 0.75. The chart compares three verifiers. A simple word-overlap baseline reaches only 0.83 and misses contradictions and metric shifts, because those reuse the source's own words. The production Critic, Qwen, and the fallback, gpt-oss-120b, both scored 1.0 on precision and recall, catching all nine hallucinations. That comparison is the empirical justification for using an LLM as the judge rather than string matching. I'll be honest about the limit, though: 21 items is small, and a perfect score is more likely a ceiling effect than proof of perfection.</w:t>
+      </w:r>
+    </w:p>
+    <w:p>
+      <w:pPr>
+        <w:spacing w:after="160" w:line="300" w:lineRule="auto"/>
+      </w:pPr>
+      <w:r>
+        <w:t xml:space="preserve">Second, retrieval. I used ten fixed queries whose target papers are the ones our own Unit 6 report cited, in effect asking whether </w:t>
+      </w:r>
+      <w:proofErr w:type="spellStart"/>
+      <w:r>
+        <w:t>ScholarPlan</w:t>
+      </w:r>
+      <w:proofErr w:type="spellEnd"/>
+      <w:r>
+        <w:t xml:space="preserve"> can find the literature its design relied on. Recall was 0.9 against a target of 0.75. No single API found everything: </w:t>
+      </w:r>
+      <w:proofErr w:type="spellStart"/>
+      <w:r>
+        <w:t>arXiv</w:t>
+      </w:r>
+      <w:proofErr w:type="spellEnd"/>
+      <w:r>
+        <w:t xml:space="preserve"> found seven, </w:t>
+      </w:r>
+      <w:proofErr w:type="spellStart"/>
+      <w:r>
+        <w:t>OpenAlex</w:t>
+      </w:r>
+      <w:proofErr w:type="spellEnd"/>
+      <w:r>
+        <w:t xml:space="preserve"> six and </w:t>
+      </w:r>
+      <w:proofErr w:type="spellStart"/>
+      <w:r>
+        <w:t>Crossref</w:t>
+      </w:r>
+      <w:proofErr w:type="spellEnd"/>
+      <w:r>
+        <w:t xml:space="preserve"> one, which supports the decision to query all three. The one miss, Hayes-Roth 1985, has no indexed abstract, and the system deliberately excludes records it cannot verify. That is a real trade-off: verifiability versus coverage of older work.</w:t>
+      </w:r>
+    </w:p>
+    <w:p>
+      <w:pPr>
+        <w:spacing w:after="160" w:line="300" w:lineRule="auto"/>
+      </w:pPr>
+      <w:r>
+        <w:t>Third, end-to-end. Three fixed goals, live: all three completed within the twenty-step budget, using 6.7 steps and under a minute on average, and about 21,000 tokens per run, comfortably inside the free tier.</w:t>
+      </w:r>
+    </w:p>
+    <w:p>
+      <w:pPr>
+        <w:spacing w:after="160" w:line="300" w:lineRule="auto"/>
+      </w:pPr>
+      <w:r>
+        <w:t>The deduplication and relevance thresholds, 0.92 and 0.30 cosine similarity, are named constants and are unit-tested in both directions.</w:t>
       </w:r>
     </w:p>
     <w:p>
       <w:pPr>
         <w:pStyle w:val="Heading1"/>
-        <w:spacing w:after="120" w:before="240"/>
+        <w:spacing w:before="240" w:after="120"/>
       </w:pPr>
       <w:r>
         <w:t xml:space="preserve">Slide 8: Testing, remediation and development progress </w:t>
@@ -565,45 +831,57 @@
           <w:i/>
           <w:iCs/>
         </w:rPr>
-        <w:t xml:space="preserve">(≈ 2:00)</w:t>
-      </w:r>
-    </w:p>
-    <w:p>
-      <w:pPr>
-        <w:spacing w:after="160" w:line="300"/>
-      </w:pPr>
-      <w:r>
-        <w:t xml:space="preserve">Testing followed the Unit 6 plan of testing by agent type. Deterministic components have conventional unit tests: 82 of them, covering blackboard atomicity and permissions, API parsers run against recorded real responses, rate limiting and retries, the thresholds, Planner rules and citation formatting. Twelve functional tests run the whole system end to end, offline, and each one forces a specific behaviour: Critic rejection leading to re-planning, the three-re-plan cap, budget exhaustion, an injected hallucination being filtered, and an API failing mid-run. Four live smoke tests detect drift in the external services. Overall: 94 passing tests and 93 percent line coverage.</w:t>
-      </w:r>
-    </w:p>
-    <w:p>
-      <w:pPr>
-        <w:spacing w:after="160" w:line="300"/>
-      </w:pPr>
-      <w:r>
-        <w:t xml:space="preserve">The scripted mock LLM is what makes this possible: a real model will not reject claims on demand, but a scripted one can, deterministically.</w:t>
-      </w:r>
-    </w:p>
-    <w:p>
-      <w:pPr>
-        <w:spacing w:after="160" w:line="300"/>
-      </w:pPr>
-      <w:r>
-        <w:t xml:space="preserve">Every defect is recorded in a remediation log, nineteen in total, each with its root cause, fix and verifying test. Three stand out. The Critic model chosen in Unit 6 was withdrawn by the provider, so I added an automatic model-substitution mechanism and a regression test. OpenAlex returned "too many requests" errors in the first live run, so the client now honours the server's retry-after header. And most interesting: in a live run, the Planner misdiagnosed a model formatting error as a bad query and rewrote a perfectly good query, because the feedback message did not state the cause. The lesson is that Reflexion-style self-correction is only as good as its feedback signal, so feedback now carries the diagnosis.</w:t>
-      </w:r>
-    </w:p>
-    <w:p>
-      <w:pPr>
-        <w:spacing w:after="160" w:line="300"/>
-      </w:pPr>
-      <w:r>
-        <w:t xml:space="preserve">Progress is visible in the Git history: from the Unit 6 design, through seven short sprints, each ending in a tested increment.</w:t>
+        <w:t>(≈ 2:00)</w:t>
+      </w:r>
+    </w:p>
+    <w:p>
+      <w:pPr>
+        <w:spacing w:after="160" w:line="300" w:lineRule="auto"/>
+      </w:pPr>
+      <w:r>
+        <w:t xml:space="preserve">Testing followed the Unit 6 plan of testing by agent type. Deterministic components have conventional unit tests: 82 of them, covering blackboard atomicity and permissions, API parsers run against recorded real responses, rate limiting and retries, the thresholds, Planner rules and citation formatting. Twelve functional tests run the whole system end to end, offline, and each one forces a specific behaviour: Critic rejection leading to re-planning, the three-re-plan cap, budget exhaustion, an injected hallucination being filtered, and an </w:t>
+      </w:r>
+      <w:r>
+        <w:lastRenderedPageBreak/>
+        <w:t>API failing mid-run. Four live smoke tests detect drift in the external services. Overall: 94 passing tests and 93 percent line coverage.</w:t>
+      </w:r>
+    </w:p>
+    <w:p>
+      <w:pPr>
+        <w:spacing w:after="160" w:line="300" w:lineRule="auto"/>
+      </w:pPr>
+      <w:r>
+        <w:t>The scripted mock LLM is what makes this possible: a real model will not reject claims on demand, but a scripted one can, deterministically.</w:t>
+      </w:r>
+    </w:p>
+    <w:p>
+      <w:pPr>
+        <w:spacing w:after="160" w:line="300" w:lineRule="auto"/>
+      </w:pPr>
+      <w:r>
+        <w:t xml:space="preserve">Every defect is recorded in a remediation log, nineteen in total, each with its root cause, fix and verifying test. Three stand out. The Critic model chosen in Unit 6 was withdrawn by the provider, so I added an automatic model-substitution mechanism and a regression test. </w:t>
+      </w:r>
+      <w:proofErr w:type="spellStart"/>
+      <w:r>
+        <w:t>OpenAlex</w:t>
+      </w:r>
+      <w:proofErr w:type="spellEnd"/>
+      <w:r>
+        <w:t xml:space="preserve"> returned "too many requests" errors in the first live run, so the client now honours the server's retry-after header. And most interesting: in a live run, the Planner misdiagnosed a model formatting error as a bad query and rewrote a perfectly good query, because the feedback message did not state the cause. The lesson is that Reflexion-style self-correction is only as good as its feedback signal, so feedback now carries the diagnosis.</w:t>
+      </w:r>
+    </w:p>
+    <w:p>
+      <w:pPr>
+        <w:spacing w:after="160" w:line="300" w:lineRule="auto"/>
+      </w:pPr>
+      <w:r>
+        <w:t>Progress is visible in the Git history: from the Unit 6 design, through seven short sprints, each ending in a tested increment.</w:t>
       </w:r>
     </w:p>
     <w:p>
       <w:pPr>
         <w:pStyle w:val="Heading1"/>
-        <w:spacing w:after="120" w:before="240"/>
+        <w:spacing w:before="240" w:after="120"/>
       </w:pPr>
       <w:r>
         <w:t xml:space="preserve">Slide 9: Critical reflection: deviations, limitations and ethics </w:t>
@@ -613,39 +891,72 @@
           <w:i/>
           <w:iCs/>
         </w:rPr>
-        <w:t xml:space="preserve">(≈ 2:15)</w:t>
-      </w:r>
-    </w:p>
-    <w:p>
-      <w:pPr>
-        <w:spacing w:after="160" w:line="300"/>
-      </w:pPr>
-      <w:r>
-        <w:t xml:space="preserve">Three deviations from the design are worth defending. First, no Azure subscription was available, so the Planner and Processor run OpenAI's open-weight gpt-oss models on Groq's free tier instead of GPT-5-mini on Azure. Because the client speaks the OpenAI-compatible API, moving back to Azure is a one-line change. Second, Groq no longer offers Llama-3.3-70B to new accounts, so the Critic is Qwen. What the design actually needed was independence: a verifier from a different model family from the generator, and Qwen preserves that. Third, without a GPU, the local seven-billion-parameter checker was replaced in testing by deterministic mocks, which are better at forcing failure paths anyway.</w:t>
-      </w:r>
-    </w:p>
-    <w:p>
-      <w:pPr>
-        <w:spacing w:after="160" w:line="300"/>
-      </w:pPr>
-      <w:r>
-        <w:t xml:space="preserve">The main limitations are these. Verification is at abstract level only. The Critic can be lenient on connecting prose: in one live run it accepted an uncited bridging sentence. A sentence-level citation rule would close that gap. And the Critic benchmark is small.</w:t>
-      </w:r>
-    </w:p>
-    <w:p>
-      <w:pPr>
-        <w:spacing w:after="160" w:line="300"/>
-      </w:pPr>
-      <w:r>
-        <w:t xml:space="preserve">On legal, social, ethical and professional factors: the system respects each API's terms, including arXiv's one request every three seconds, identifies itself, and caches responses. It stores only metadata and abstracts, never full texts, and attributes every claim. Rejected claims never reach the report, and the report states that it is AI-generated and verified at abstract level, so it is a starting point for reading, not a substitute for it. Bias exists, towards English and recent work, and is stated openly. The research goal is sent to a third-party provider, so users should not enter personal data. API keys are kept out of version control, and traces are scrubbed of local file paths.</w:t>
+        <w:t>(≈ 2:15)</w:t>
+      </w:r>
+    </w:p>
+    <w:p>
+      <w:pPr>
+        <w:spacing w:after="160" w:line="300" w:lineRule="auto"/>
+      </w:pPr>
+      <w:r>
+        <w:t xml:space="preserve">Three deviations from the design are worth defending. First, no Azure subscription was available, so the Planner and Processor run OpenAI's open-weight </w:t>
+      </w:r>
+      <w:proofErr w:type="spellStart"/>
+      <w:r>
+        <w:t>gpt-oss</w:t>
+      </w:r>
+      <w:proofErr w:type="spellEnd"/>
+      <w:r>
+        <w:t xml:space="preserve"> models on </w:t>
+      </w:r>
+      <w:proofErr w:type="spellStart"/>
+      <w:r>
+        <w:t>Groq's</w:t>
+      </w:r>
+      <w:proofErr w:type="spellEnd"/>
+      <w:r>
+        <w:t xml:space="preserve"> free tier instead of GPT-5-mini on Azure. Because the client speaks the OpenAI-compatible API, moving back to Azure is a one-line change. Second, </w:t>
+      </w:r>
+      <w:proofErr w:type="spellStart"/>
+      <w:r>
+        <w:t>Groq</w:t>
+      </w:r>
+      <w:proofErr w:type="spellEnd"/>
+      <w:r>
+        <w:t xml:space="preserve"> no longer offers Llama-3.3-70B to new accounts, so the Critic is Qwen. What the design actually needed was independence: a verifier from a different model family from the generator, and Qwen preserves that. Third, without a GPU, the local seven-billion-parameter checker was replaced in testing by deterministic mocks, which are better at forcing failure paths anyway.</w:t>
+      </w:r>
+    </w:p>
+    <w:p>
+      <w:pPr>
+        <w:spacing w:after="160" w:line="300" w:lineRule="auto"/>
+      </w:pPr>
+      <w:r>
+        <w:t>The main limitations are these. Verification is at abstract level only. The Critic can be lenient on connecting prose: in one live run it accepted an uncited bridging sentence. A sentence-level citation rule would close that gap. And the Critic benchmark is small.</w:t>
+      </w:r>
+    </w:p>
+    <w:p>
+      <w:pPr>
+        <w:spacing w:after="160" w:line="300" w:lineRule="auto"/>
+      </w:pPr>
+      <w:r>
+        <w:t xml:space="preserve">On legal, social, ethical and professional factors: the system respects each API's terms, including </w:t>
+      </w:r>
+      <w:proofErr w:type="spellStart"/>
+      <w:r>
+        <w:t>arXiv's</w:t>
+      </w:r>
+      <w:proofErr w:type="spellEnd"/>
+      <w:r>
+        <w:t xml:space="preserve"> one request every three seconds, identifies itself, and caches responses. It stores only metadata and abstracts, never full texts, and attributes every claim. Rejected claims never reach the report, and the report states that it is AI-generated and verified at abstract level, so it is a starting point for reading, not a substitute for it. Bias exists, towards English and recent work, and is stated openly. The research goal is sent to a third-party provider, so users should not enter personal data. API keys are kept out of version control, and traces are scrubbed of local file paths.</w:t>
       </w:r>
     </w:p>
     <w:p>
       <w:pPr>
         <w:pStyle w:val="Heading1"/>
-        <w:spacing w:after="120" w:before="240"/>
-      </w:pPr>
-      <w:r>
+        <w:spacing w:before="240" w:after="120"/>
+      </w:pPr>
+      <w:r>
+        <w:lastRenderedPageBreak/>
         <w:t xml:space="preserve">Slide 10: Conclusion </w:t>
       </w:r>
       <w:r>
@@ -653,45 +964,67 @@
           <w:i/>
           <w:iCs/>
         </w:rPr>
-        <w:t xml:space="preserve">(≈ 0:45)</w:t>
-      </w:r>
-    </w:p>
-    <w:p>
-      <w:pPr>
-        <w:spacing w:after="160" w:line="300"/>
-      </w:pPr>
-      <w:r>
-        <w:t xml:space="preserve">To conclude: ScholarPlan implements the Unit 6 design as a working, tested multi-agent system. A deliberative ReAct planner and reactive specialists coordinate through a blackboard, an independent Critic filters hallucinations, and the results are stored offline with full provenance. It meets the measurable targets the design was criticised for lacking, and every change from the plan is documented and justified.</w:t>
-      </w:r>
-    </w:p>
-    <w:p>
-      <w:pPr>
-        <w:spacing w:after="160" w:line="300"/>
-      </w:pPr>
-      <w:r>
-        <w:t xml:space="preserve">The broader lesson is the LLM-Modulo one: let the language model supply judgement, and let code guarantee validity and termination.</w:t>
-      </w:r>
-    </w:p>
-    <w:p>
-      <w:pPr>
-        <w:spacing w:after="160" w:line="300"/>
-      </w:pPr>
-      <w:r>
-        <w:t xml:space="preserve">The code, tests, evidence and README with full references are in my GitHub repository. Thank you for listening.</w:t>
+        <w:t>(≈ 0:45)</w:t>
+      </w:r>
+    </w:p>
+    <w:p>
+      <w:pPr>
+        <w:spacing w:after="160" w:line="300" w:lineRule="auto"/>
+      </w:pPr>
+      <w:r>
+        <w:t xml:space="preserve">To conclude: </w:t>
+      </w:r>
+      <w:proofErr w:type="spellStart"/>
+      <w:r>
+        <w:t>ScholarPlan</w:t>
+      </w:r>
+      <w:proofErr w:type="spellEnd"/>
+      <w:r>
+        <w:t xml:space="preserve"> implements the Unit 6 design as a working, tested multi-agent system. A deliberative </w:t>
+      </w:r>
+      <w:proofErr w:type="spellStart"/>
+      <w:r>
+        <w:t>ReAct</w:t>
+      </w:r>
+      <w:proofErr w:type="spellEnd"/>
+      <w:r>
+        <w:t xml:space="preserve"> planner and reactive specialists coordinate through a blackboard, an independent Critic filters hallucinations, and the results are stored offline with full provenance. It meets the measurable targets the design was criticised for lacking, and every change from the plan is documented and justified.</w:t>
+      </w:r>
+    </w:p>
+    <w:p>
+      <w:pPr>
+        <w:spacing w:after="160" w:line="300" w:lineRule="auto"/>
+      </w:pPr>
+      <w:r>
+        <w:t xml:space="preserve">The broader lesson is the LLM-Modulo one: let the language model supply </w:t>
+      </w:r>
+      <w:r>
+        <w:t>judgement and</w:t>
+      </w:r>
+      <w:r>
+        <w:t xml:space="preserve"> let code guarantee validity and termination.</w:t>
+      </w:r>
+    </w:p>
+    <w:p>
+      <w:pPr>
+        <w:spacing w:after="160" w:line="300" w:lineRule="auto"/>
+      </w:pPr>
+      <w:r>
+        <w:t>The code, tests, evidence and README with full references are in my GitHub repository. Thank you for listening.</w:t>
       </w:r>
     </w:p>
     <w:p>
       <w:pPr>
         <w:pStyle w:val="Heading2"/>
-        <w:spacing w:after="120" w:before="240"/>
-      </w:pPr>
-      <w:r>
-        <w:t xml:space="preserve">References cited in the narration</w:t>
-      </w:r>
-    </w:p>
-    <w:p>
-      <w:pPr>
-        <w:spacing w:after="160" w:line="300"/>
+        <w:spacing w:before="240" w:after="120"/>
+      </w:pPr>
+      <w:r>
+        <w:t>References cited in the narration</w:t>
+      </w:r>
+    </w:p>
+    <w:p>
+      <w:pPr>
+        <w:spacing w:after="160" w:line="300" w:lineRule="auto"/>
       </w:pPr>
       <w:r>
         <w:t xml:space="preserve">Guo, T. et al. (2024) 'Large language model based multi-agents: a survey of progress and challenges', in </w:t>
@@ -701,15 +1034,15 @@
           <w:i/>
           <w:iCs/>
         </w:rPr>
-        <w:t xml:space="preserve">Proceedings of IJCAI-24</w:t>
-      </w:r>
-      <w:r>
-        <w:t xml:space="preserve">, pp. 8048–8057. Available at: https://doi.org/10.24963/ijcai.2024/890 (Accessed: 11 October 2026).</w:t>
-      </w:r>
-    </w:p>
-    <w:p>
-      <w:pPr>
-        <w:spacing w:after="160" w:line="300"/>
+        <w:t>Proceedings of IJCAI-24</w:t>
+      </w:r>
+      <w:r>
+        <w:t>, pp. 8048–8057. Available at: https://doi.org/10.24963/ijcai.2024/890 (Accessed: 11 October 2026).</w:t>
+      </w:r>
+    </w:p>
+    <w:p>
+      <w:pPr>
+        <w:spacing w:after="160" w:line="300" w:lineRule="auto"/>
       </w:pPr>
       <w:r>
         <w:t xml:space="preserve">Hayes-Roth, B. (1985) 'A blackboard architecture for control', </w:t>
@@ -719,15 +1052,15 @@
           <w:i/>
           <w:iCs/>
         </w:rPr>
-        <w:t xml:space="preserve">Artificial Intelligence</w:t>
-      </w:r>
-      <w:r>
-        <w:t xml:space="preserve">, 26(3), pp. 251–321. Available at: https://doi.org/10.1016/0004-3702(85)90063-3 (Accessed: 11 October 2026).</w:t>
-      </w:r>
-    </w:p>
-    <w:p>
-      <w:pPr>
-        <w:spacing w:after="160" w:line="300"/>
+        <w:t>Artificial Intelligence</w:t>
+      </w:r>
+      <w:r>
+        <w:t>, 26(3), pp. 251–321. Available at: https://doi.org/10.1016/0004-3702(85)90063-3 (Accessed: 11 October 2026).</w:t>
+      </w:r>
+    </w:p>
+    <w:p>
+      <w:pPr>
+        <w:spacing w:after="160" w:line="300" w:lineRule="auto"/>
       </w:pPr>
       <w:r>
         <w:t xml:space="preserve">Ji, Z. et al. (2023) 'Survey of hallucination in natural language generation', </w:t>
@@ -737,15 +1070,15 @@
           <w:i/>
           <w:iCs/>
         </w:rPr>
-        <w:t xml:space="preserve">ACM Computing Surveys</w:t>
-      </w:r>
-      <w:r>
-        <w:t xml:space="preserve">, 55(12), pp. 1–38. Available at: https://doi.org/10.1145/3571730 (Accessed: 11 October 2026).</w:t>
-      </w:r>
-    </w:p>
-    <w:p>
-      <w:pPr>
-        <w:spacing w:after="160" w:line="300"/>
+        <w:t>ACM Computing Surveys</w:t>
+      </w:r>
+      <w:r>
+        <w:t>, 55(12), pp. 1–38. Available at: https://doi.org/10.1145/3571730 (Accessed: 11 October 2026).</w:t>
+      </w:r>
+    </w:p>
+    <w:p>
+      <w:pPr>
+        <w:spacing w:after="160" w:line="300" w:lineRule="auto"/>
       </w:pPr>
       <w:r>
         <w:t xml:space="preserve">Kambhampati, S. et al. (2024) 'Position: LLMs can't plan, but can help planning in LLM-Modulo frameworks', in </w:t>
@@ -755,25 +1088,34 @@
           <w:i/>
           <w:iCs/>
         </w:rPr>
-        <w:t xml:space="preserve">Proceedings of ICML 2024</w:t>
-      </w:r>
-      <w:r>
-        <w:t xml:space="preserve">. Vienna: PMLR 235. Available at: https://arxiv.org/abs/2402.01817 (Accessed: 11 October 2026).</w:t>
-      </w:r>
-    </w:p>
-    <w:p>
-      <w:pPr>
-        <w:spacing w:after="160" w:line="300"/>
+        <w:t>Proceedings of ICML 2024</w:t>
+      </w:r>
+      <w:r>
+        <w:t>. Vienna: PMLR 235. Available at: https://arxiv.org/abs/2402.01817 (Accessed: 11 October 2026).</w:t>
+      </w:r>
+    </w:p>
+    <w:p>
+      <w:pPr>
+        <w:spacing w:after="160" w:line="300" w:lineRule="auto"/>
       </w:pPr>
       <w:r>
         <w:t xml:space="preserve">Salemi, A. et al. (2025) 'LLM-based multi-agent blackboard system for information discovery in data science', </w:t>
       </w:r>
-      <w:r>
-        <w:rPr>
-          <w:i/>
-          <w:iCs/>
-        </w:rPr>
-        <w:t xml:space="preserve">arXiv preprint</w:t>
+      <w:proofErr w:type="spellStart"/>
+      <w:r>
+        <w:rPr>
+          <w:i/>
+          <w:iCs/>
+        </w:rPr>
+        <w:t>arXiv</w:t>
+      </w:r>
+      <w:proofErr w:type="spellEnd"/>
+      <w:r>
+        <w:rPr>
+          <w:i/>
+          <w:iCs/>
+        </w:rPr>
+        <w:t xml:space="preserve"> preprint</w:t>
       </w:r>
       <w:r>
         <w:t xml:space="preserve"> arXiv:2510.01285. Available at: https://arxiv.org/abs/2510.01285 (Accessed: 11 October 2026).</w:t>
@@ -781,7 +1123,7 @@
     </w:p>
     <w:p>
       <w:pPr>
-        <w:spacing w:after="160" w:line="300"/>
+        <w:spacing w:after="160" w:line="300" w:lineRule="auto"/>
       </w:pPr>
       <w:r>
         <w:t xml:space="preserve">Shinn, N. et al. (2023) 'Reflexion: language agents with verbal reinforcement learning', in </w:t>
@@ -791,15 +1133,15 @@
           <w:i/>
           <w:iCs/>
         </w:rPr>
-        <w:t xml:space="preserve">Advances in Neural Information Processing Systems 36</w:t>
-      </w:r>
-      <w:r>
-        <w:t xml:space="preserve">. Available at: https://arxiv.org/abs/2303.11366 (Accessed: 11 October 2026).</w:t>
-      </w:r>
-    </w:p>
-    <w:p>
-      <w:pPr>
-        <w:spacing w:after="160" w:line="300"/>
+        <w:t>Advances in Neural Information Processing Systems 36</w:t>
+      </w:r>
+      <w:r>
+        <w:t>. Available at: https://arxiv.org/abs/2303.11366 (Accessed: 11 October 2026).</w:t>
+      </w:r>
+    </w:p>
+    <w:p>
+      <w:pPr>
+        <w:spacing w:after="160" w:line="300" w:lineRule="auto"/>
       </w:pPr>
       <w:r>
         <w:t xml:space="preserve">Wooldridge, M. (2009) </w:t>
@@ -809,17 +1151,42 @@
           <w:i/>
           <w:iCs/>
         </w:rPr>
-        <w:t xml:space="preserve">An Introduction to MultiAgent Systems</w:t>
-      </w:r>
-      <w:r>
-        <w:t xml:space="preserve">. 2nd edn. Chichester: John Wiley &amp; Sons.</w:t>
-      </w:r>
-    </w:p>
-    <w:p>
-      <w:pPr>
-        <w:spacing w:after="160" w:line="300"/>
-      </w:pPr>
-      <w:r>
+        <w:t xml:space="preserve">An Introduction to </w:t>
+      </w:r>
+      <w:proofErr w:type="spellStart"/>
+      <w:r>
+        <w:rPr>
+          <w:i/>
+          <w:iCs/>
+        </w:rPr>
+        <w:t>MultiAgent</w:t>
+      </w:r>
+      <w:proofErr w:type="spellEnd"/>
+      <w:r>
+        <w:rPr>
+          <w:i/>
+          <w:iCs/>
+        </w:rPr>
+        <w:t xml:space="preserve"> Systems</w:t>
+      </w:r>
+      <w:r>
+        <w:t xml:space="preserve">. 2nd </w:t>
+      </w:r>
+      <w:proofErr w:type="spellStart"/>
+      <w:r>
+        <w:t>edn</w:t>
+      </w:r>
+      <w:proofErr w:type="spellEnd"/>
+      <w:r>
+        <w:t>. Chichester: John Wiley &amp; Sons.</w:t>
+      </w:r>
+    </w:p>
+    <w:p>
+      <w:pPr>
+        <w:spacing w:after="160" w:line="300" w:lineRule="auto"/>
+      </w:pPr>
+      <w:r>
+        <w:lastRenderedPageBreak/>
         <w:t xml:space="preserve">Wooldridge, M., Jennings, N.R. and Kinny, D. (2000) 'The Gaia methodology for agent-oriented analysis and design', </w:t>
       </w:r>
       <w:r>
@@ -827,119 +1194,55 @@
           <w:i/>
           <w:iCs/>
         </w:rPr>
-        <w:t xml:space="preserve">Autonomous Agents and Multi-Agent Systems</w:t>
-      </w:r>
-      <w:r>
-        <w:t xml:space="preserve">, 3(3), pp. 285–312. Available at: https://doi.org/10.1023/A:1010071910869 (Accessed: 11 October 2026).</w:t>
-      </w:r>
-    </w:p>
-    <w:p>
-      <w:pPr>
-        <w:spacing w:after="160" w:line="300"/>
-      </w:pPr>
-      <w:r>
-        <w:t xml:space="preserve">Yao, S. et al. (2023) 'ReAct: synergizing reasoning and acting in language models', in </w:t>
-      </w:r>
-      <w:r>
-        <w:rPr>
-          <w:i/>
-          <w:iCs/>
-        </w:rPr>
-        <w:t xml:space="preserve">Proceedings of ICLR 2023</w:t>
-      </w:r>
-      <w:r>
-        <w:t xml:space="preserve">. Available at: https://arxiv.org/abs/2210.03629 (Accessed: 11 October 2026).</w:t>
+        <w:t>Autonomous Agents and Multi-Agent Systems</w:t>
+      </w:r>
+      <w:r>
+        <w:t>, 3(3), pp. 285–312. Available at: https://doi.org/10.1023/A:1010071910869 (Accessed: 11 October 2026).</w:t>
+      </w:r>
+    </w:p>
+    <w:p>
+      <w:pPr>
+        <w:spacing w:after="160" w:line="300" w:lineRule="auto"/>
+      </w:pPr>
+      <w:r>
+        <w:t>Yao, S. et al. (2023) '</w:t>
+      </w:r>
+      <w:proofErr w:type="spellStart"/>
+      <w:r>
+        <w:t>ReAct</w:t>
+      </w:r>
+      <w:proofErr w:type="spellEnd"/>
+      <w:r>
+        <w:t xml:space="preserve">: synergizing reasoning and acting in language models', in </w:t>
+      </w:r>
+      <w:r>
+        <w:rPr>
+          <w:i/>
+          <w:iCs/>
+        </w:rPr>
+        <w:t>Proceedings of ICLR 2023</w:t>
+      </w:r>
+      <w:r>
+        <w:t>. Available at: https://arxiv.org/abs/2210.03629 (Accessed: 11 October 2026).</w:t>
       </w:r>
     </w:p>
     <w:sectPr>
-      <w:pgSz w:w="11906" w:h="16838" w:orient="portrait"/>
+      <w:pgSz w:w="11906" w:h="16838"/>
       <w:pgMar w:top="1440" w:right="1440" w:bottom="1440" w:left="1440" w:header="708" w:footer="708" w:gutter="0"/>
-      <w:pgNumType/>
+      <w:cols w:space="720"/>
       <w:docGrid w:linePitch="360"/>
     </w:sectPr>
   </w:body>
 </w:document>
 </file>
 
-<file path=word/endnotes.xml><?xml version="1.0" encoding="utf-8"?>
-<w:endnotes xmlns:wpc="http://schemas.microsoft.com/office/word/2010/wordprocessingCanvas" xmlns:mc="http://schemas.openxmlformats.org/markup-compatibility/2006" xmlns:o="urn:schemas-microsoft-com:office:office" xmlns:r="http://schemas.openxmlformats.org/officeDocument/2006/relationships" xmlns:m="http://schemas.openxmlformats.org/officeDocument/2006/math" xmlns:v="urn:schemas-microsoft-com:vml" xmlns:wp14="http://schemas.microsoft.com/office/word/2010/wordprocessingDrawing" xmlns:wp="http://schemas.openxmlformats.org/drawingml/2006/wordprocessingDrawing" xmlns:w10="urn:schemas-microsoft-com:office:word" xmlns:w="http://schemas.openxmlformats.org/wordprocessingml/2006/main" xmlns:w14="http://schemas.microsoft.com/office/word/2010/wordml" xmlns:w15="http://schemas.microsoft.com/office/word/2012/wordml" xmlns:wpg="http://schemas.microsoft.com/office/word/2010/wordprocessingGroup" xmlns:wpi="http://schemas.microsoft.com/office/word/2010/wordprocessingInk" xmlns:wne="http://schemas.microsoft.com/office/word/2006/wordml" xmlns:wps="http://schemas.microsoft.com/office/word/2010/wordprocessingShape" mc:Ignorable="w14 w15 wp14">
-  <w:endnote w:type="separator" w:id="-1">
-    <w:p>
-      <w:pPr>
-        <w:spacing w:after="0" w:line="240" w:lineRule="auto"/>
-      </w:pPr>
-      <w:r>
-        <w:rPr>
-          <w:rStyle w:val="EndnoteReference"/>
-        </w:rPr>
-        <w:endnoteRef/>
-      </w:r>
-      <w:r>
-        <w:separator/>
-      </w:r>
-    </w:p>
-  </w:endnote>
-  <w:endnote w:type="continuationSeparator" w:id="0">
-    <w:p>
-      <w:pPr>
-        <w:spacing w:after="0" w:line="240" w:lineRule="auto"/>
-      </w:pPr>
-      <w:r>
-        <w:rPr>
-          <w:rStyle w:val="EndnoteReference"/>
-        </w:rPr>
-        <w:endnoteRef/>
-      </w:r>
-      <w:r>
-        <w:continuationSeparator/>
-      </w:r>
-    </w:p>
-  </w:endnote>
-</w:endnotes>
-</file>
-
-<file path=word/footnotes.xml><?xml version="1.0" encoding="utf-8"?>
-<w:footnotes xmlns:wpc="http://schemas.microsoft.com/office/word/2010/wordprocessingCanvas" xmlns:mc="http://schemas.openxmlformats.org/markup-compatibility/2006" xmlns:o="urn:schemas-microsoft-com:office:office" xmlns:r="http://schemas.openxmlformats.org/officeDocument/2006/relationships" xmlns:m="http://schemas.openxmlformats.org/officeDocument/2006/math" xmlns:v="urn:schemas-microsoft-com:vml" xmlns:wp14="http://schemas.microsoft.com/office/word/2010/wordprocessingDrawing" xmlns:wp="http://schemas.openxmlformats.org/drawingml/2006/wordprocessingDrawing" xmlns:w10="urn:schemas-microsoft-com:office:word" xmlns:w="http://schemas.openxmlformats.org/wordprocessingml/2006/main" xmlns:w14="http://schemas.microsoft.com/office/word/2010/wordml" xmlns:w15="http://schemas.microsoft.com/office/word/2012/wordml" xmlns:wpg="http://schemas.microsoft.com/office/word/2010/wordprocessingGroup" xmlns:wpi="http://schemas.microsoft.com/office/word/2010/wordprocessingInk" xmlns:wne="http://schemas.microsoft.com/office/word/2006/wordml" xmlns:wps="http://schemas.microsoft.com/office/word/2010/wordprocessingShape" mc:Ignorable="w14 w15 wp14">
-  <w:footnote w:type="separator" w:id="-1">
-    <w:p>
-      <w:pPr>
-        <w:spacing w:after="0" w:line="240" w:lineRule="auto"/>
-      </w:pPr>
-      <w:r>
-        <w:rPr>
-          <w:rStyle w:val="FootnoteReference"/>
-        </w:rPr>
-        <w:footnoteRef/>
-      </w:r>
-      <w:r>
-        <w:separator/>
-      </w:r>
-    </w:p>
-  </w:footnote>
-  <w:footnote w:type="continuationSeparator" w:id="0">
-    <w:p>
-      <w:pPr>
-        <w:spacing w:after="0" w:line="240" w:lineRule="auto"/>
-      </w:pPr>
-      <w:r>
-        <w:rPr>
-          <w:rStyle w:val="FootnoteReference"/>
-        </w:rPr>
-        <w:footnoteRef/>
-      </w:r>
-      <w:r>
-        <w:continuationSeparator/>
-      </w:r>
-    </w:p>
-  </w:footnote>
-</w:footnotes>
-</file>
-
 <file path=word/numbering.xml><?xml version="1.0" encoding="utf-8"?>
-<w:numbering xmlns:wpc="http://schemas.microsoft.com/office/word/2010/wordprocessingCanvas" xmlns:mc="http://schemas.openxmlformats.org/markup-compatibility/2006" xmlns:o="urn:schemas-microsoft-com:office:office" xmlns:r="http://schemas.openxmlformats.org/officeDocument/2006/relationships" xmlns:m="http://schemas.openxmlformats.org/officeDocument/2006/math" xmlns:v="urn:schemas-microsoft-com:vml" xmlns:wp14="http://schemas.microsoft.com/office/word/2010/wordprocessingDrawing" xmlns:wp="http://schemas.openxmlformats.org/drawingml/2006/wordprocessingDrawing" xmlns:w10="urn:schemas-microsoft-com:office:word" xmlns:w="http://schemas.openxmlformats.org/wordprocessingml/2006/main" xmlns:w14="http://schemas.microsoft.com/office/word/2010/wordml" xmlns:w15="http://schemas.microsoft.com/office/word/2012/wordml" xmlns:wpg="http://schemas.microsoft.com/office/word/2010/wordprocessingGroup" xmlns:wpi="http://schemas.microsoft.com/office/word/2010/wordprocessingInk" xmlns:wne="http://schemas.microsoft.com/office/word/2006/wordml" xmlns:wps="http://schemas.microsoft.com/office/word/2010/wordprocessingShape" mc:Ignorable="w14 w15 wp14">
-  <w:abstractNum w:abstractNumId="1" w15:restartNumberingAfterBreak="0">
+<w:numbering xmlns:wpc="http://schemas.microsoft.com/office/word/2010/wordprocessingCanvas" xmlns:cx="http://schemas.microsoft.com/office/drawing/2014/chartex" xmlns:cx1="http://schemas.microsoft.com/office/drawing/2015/9/8/chartex" xmlns:cx2="http://schemas.microsoft.com/office/drawing/2015/10/21/chartex" xmlns:cx3="http://schemas.microsoft.com/office/drawing/2016/5/9/chartex" xmlns:cx4="http://schemas.microsoft.com/office/drawing/2016/5/10/chartex" xmlns:cx5="http://schemas.microsoft.com/office/drawing/2016/5/11/chartex" xmlns:cx6="http://schemas.microsoft.com/office/drawing/2016/5/12/chartex" xmlns:cx7="http://schemas.microsoft.com/office/drawing/2016/5/13/chartex" xmlns:cx8="http://schemas.microsoft.com/office/drawing/2016/5/14/chartex" xmlns:mc="http://schemas.openxmlformats.org/markup-compatibility/2006" xmlns:aink="http://schemas.microsoft.com/office/drawing/2016/ink" xmlns:am3d="http://schemas.microsoft.com/office/drawing/2017/model3d" xmlns:o="urn:schemas-microsoft-com:office:office" xmlns:oel="http://schemas.microsoft.com/office/2019/extlst" xmlns:r="http://schemas.openxmlformats.org/officeDocument/2006/relationships" xmlns:m="http://schemas.openxmlformats.org/officeDocument/2006/math" xmlns:v="urn:schemas-microsoft-com:vml" xmlns:wp14="http://schemas.microsoft.com/office/word/2010/wordprocessingDrawing" xmlns:wp="http://schemas.openxmlformats.org/drawingml/2006/wordprocessingDrawing" xmlns:w10="urn:schemas-microsoft-com:office:word" xmlns:w="http://schemas.openxmlformats.org/wordprocessingml/2006/main" xmlns:w14="http://schemas.microsoft.com/office/word/2010/wordml" xmlns:w15="http://schemas.microsoft.com/office/word/2012/wordml" xmlns:w16cex="http://schemas.microsoft.com/office/word/2018/wordml/cex" xmlns:w16cid="http://schemas.microsoft.com/office/word/2016/wordml/cid" xmlns:w16="http://schemas.microsoft.com/office/word/2018/wordml" xmlns:w16du="http://schemas.microsoft.com/office/word/2023/wordml/word16du" xmlns:w16sdtdh="http://schemas.microsoft.com/office/word/2020/wordml/sdtdatahash" xmlns:w16sdtfl="http://schemas.microsoft.com/office/word/2024/wordml/sdtformatlock" xmlns:w16se="http://schemas.microsoft.com/office/word/2015/wordml/symex" xmlns:wpg="http://schemas.microsoft.com/office/word/2010/wordprocessingGroup" xmlns:wpi="http://schemas.microsoft.com/office/word/2010/wordprocessingInk" xmlns:wne="http://schemas.microsoft.com/office/word/2006/wordml" xmlns:wps="http://schemas.microsoft.com/office/word/2010/wordprocessingShape" mc:Ignorable="w14 w15 w16se w16cid w16 w16cex w16sdtdh w16sdtfl w16du wp14">
+  <w:abstractNum w:abstractNumId="0" w15:restartNumberingAfterBreak="0">
+    <w:nsid w:val="551F3DFD"/>
     <w:multiLevelType w:val="hybridMultilevel"/>
-    <w:lvl w:ilvl="0" w:tentative="1">
+    <w:tmpl w:val="62DE62A6"/>
+    <w:lvl w:ilvl="0" w:tplc="F554439C" w:tentative="1">
       <w:start w:val="1"/>
       <w:numFmt w:val="bullet"/>
       <w:lvlText w:val="●"/>
@@ -948,7 +1251,7 @@
         <w:ind w:left="720" w:hanging="360"/>
       </w:pPr>
     </w:lvl>
-    <w:lvl w:ilvl="1" w:tentative="1">
+    <w:lvl w:ilvl="1" w:tplc="259C433C" w:tentative="1">
       <w:start w:val="1"/>
       <w:numFmt w:val="bullet"/>
       <w:lvlText w:val="○"/>
@@ -957,7 +1260,7 @@
         <w:ind w:left="1440" w:hanging="360"/>
       </w:pPr>
     </w:lvl>
-    <w:lvl w:ilvl="2" w:tentative="1">
+    <w:lvl w:ilvl="2" w:tplc="B7E6A92A" w:tentative="1">
       <w:start w:val="1"/>
       <w:numFmt w:val="bullet"/>
       <w:lvlText w:val="■"/>
@@ -966,7 +1269,7 @@
         <w:ind w:left="2160" w:hanging="360"/>
       </w:pPr>
     </w:lvl>
-    <w:lvl w:ilvl="3" w:tentative="1">
+    <w:lvl w:ilvl="3" w:tplc="1F0C8408" w:tentative="1">
       <w:start w:val="1"/>
       <w:numFmt w:val="bullet"/>
       <w:lvlText w:val="●"/>
@@ -975,7 +1278,7 @@
         <w:ind w:left="2880" w:hanging="360"/>
       </w:pPr>
     </w:lvl>
-    <w:lvl w:ilvl="4" w:tentative="1">
+    <w:lvl w:ilvl="4" w:tplc="A0C4EC50" w:tentative="1">
       <w:start w:val="1"/>
       <w:numFmt w:val="bullet"/>
       <w:lvlText w:val="○"/>
@@ -984,7 +1287,7 @@
         <w:ind w:left="3600" w:hanging="360"/>
       </w:pPr>
     </w:lvl>
-    <w:lvl w:ilvl="5" w:tentative="1">
+    <w:lvl w:ilvl="5" w:tplc="4118B1C2" w:tentative="1">
       <w:start w:val="1"/>
       <w:numFmt w:val="bullet"/>
       <w:lvlText w:val="■"/>
@@ -993,7 +1296,7 @@
         <w:ind w:left="4320" w:hanging="360"/>
       </w:pPr>
     </w:lvl>
-    <w:lvl w:ilvl="6" w:tentative="1">
+    <w:lvl w:ilvl="6" w:tplc="0AB88726" w:tentative="1">
       <w:start w:val="1"/>
       <w:numFmt w:val="bullet"/>
       <w:lvlText w:val="●"/>
@@ -1002,7 +1305,7 @@
         <w:ind w:left="5040" w:hanging="360"/>
       </w:pPr>
     </w:lvl>
-    <w:lvl w:ilvl="7" w:tentative="1">
+    <w:lvl w:ilvl="7" w:tplc="1B88BB56" w:tentative="1">
       <w:start w:val="1"/>
       <w:numFmt w:val="bullet"/>
       <w:lvlText w:val="●"/>
@@ -1011,7 +1314,7 @@
         <w:ind w:left="5760" w:hanging="360"/>
       </w:pPr>
     </w:lvl>
-    <w:lvl w:ilvl="8" w:tentative="1">
+    <w:lvl w:ilvl="8" w:tplc="740A3FFE" w:tentative="1">
       <w:start w:val="1"/>
       <w:numFmt w:val="bullet"/>
       <w:lvlText w:val="●"/>
@@ -1021,8 +1324,8 @@
       </w:pPr>
     </w:lvl>
   </w:abstractNum>
-  <w:num w:numId="1">
-    <w:abstractNumId w:val="1"/>
+  <w:num w:numId="1" w16cid:durableId="635375171">
+    <w:abstractNumId w:val="0"/>
     <w:lvlOverride w:ilvl="0">
       <w:startOverride w:val="1"/>
     </w:lvlOverride>
@@ -1031,52 +1334,459 @@
 </file>
 
 <file path=word/styles.xml><?xml version="1.0" encoding="utf-8"?>
-<w:styles xmlns:mc="http://schemas.openxmlformats.org/markup-compatibility/2006" xmlns:r="http://schemas.openxmlformats.org/officeDocument/2006/relationships" xmlns:w="http://schemas.openxmlformats.org/wordprocessingml/2006/main" xmlns:w14="http://schemas.microsoft.com/office/word/2010/wordml" xmlns:w15="http://schemas.microsoft.com/office/word/2012/wordml" mc:Ignorable="w14 w15">
+<w:styles xmlns:mc="http://schemas.openxmlformats.org/markup-compatibility/2006" xmlns:r="http://schemas.openxmlformats.org/officeDocument/2006/relationships" xmlns:w="http://schemas.openxmlformats.org/wordprocessingml/2006/main" xmlns:w14="http://schemas.microsoft.com/office/word/2010/wordml" xmlns:w15="http://schemas.microsoft.com/office/word/2012/wordml" xmlns:w16cex="http://schemas.microsoft.com/office/word/2018/wordml/cex" xmlns:w16cid="http://schemas.microsoft.com/office/word/2016/wordml/cid" xmlns:w16="http://schemas.microsoft.com/office/word/2018/wordml" xmlns:w16du="http://schemas.microsoft.com/office/word/2023/wordml/word16du" xmlns:w16sdtdh="http://schemas.microsoft.com/office/word/2020/wordml/sdtdatahash" xmlns:w16sdtfl="http://schemas.microsoft.com/office/word/2024/wordml/sdtformatlock" xmlns:w16se="http://schemas.microsoft.com/office/word/2015/wordml/symex" mc:Ignorable="w14 w15 w16se w16cid w16 w16cex w16sdtdh w16sdtfl w16du">
   <w:docDefaults>
     <w:rPrDefault>
       <w:rPr>
-        <w:rFonts w:ascii="Calibri" w:cs="Calibri" w:eastAsia="Calibri" w:hAnsi="Calibri"/>
+        <w:rFonts w:ascii="Calibri" w:eastAsia="Calibri" w:hAnsi="Calibri" w:cs="Calibri"/>
         <w:sz w:val="24"/>
         <w:szCs w:val="24"/>
+        <w:lang w:val="en-AE" w:eastAsia="en-AE" w:bidi="ar-SA"/>
       </w:rPr>
     </w:rPrDefault>
     <w:pPrDefault/>
   </w:docDefaults>
-  <w:style w:type="paragraph" w:styleId="Normal" w:default="1">
+  <w:latentStyles w:defLockedState="0" w:defUIPriority="99" w:defSemiHidden="0" w:defUnhideWhenUsed="0" w:defQFormat="0" w:count="376">
+    <w:lsdException w:name="Normal" w:uiPriority="0" w:qFormat="1"/>
+    <w:lsdException w:name="heading 1" w:uiPriority="9" w:qFormat="1"/>
+    <w:lsdException w:name="heading 2" w:semiHidden="1" w:uiPriority="9" w:unhideWhenUsed="1" w:qFormat="1"/>
+    <w:lsdException w:name="heading 3" w:semiHidden="1" w:uiPriority="9" w:unhideWhenUsed="1" w:qFormat="1"/>
+    <w:lsdException w:name="heading 4" w:semiHidden="1" w:uiPriority="9" w:unhideWhenUsed="1" w:qFormat="1"/>
+    <w:lsdException w:name="heading 5" w:semiHidden="1" w:uiPriority="9" w:unhideWhenUsed="1" w:qFormat="1"/>
+    <w:lsdException w:name="heading 6" w:semiHidden="1" w:uiPriority="9" w:unhideWhenUsed="1" w:qFormat="1"/>
+    <w:lsdException w:name="heading 7" w:semiHidden="1" w:uiPriority="9" w:unhideWhenUsed="1" w:qFormat="1"/>
+    <w:lsdException w:name="heading 8" w:semiHidden="1" w:uiPriority="9" w:unhideWhenUsed="1" w:qFormat="1"/>
+    <w:lsdException w:name="heading 9" w:semiHidden="1" w:uiPriority="9" w:unhideWhenUsed="1" w:qFormat="1"/>
+    <w:lsdException w:name="index 1" w:semiHidden="1" w:unhideWhenUsed="1"/>
+    <w:lsdException w:name="index 2" w:semiHidden="1" w:unhideWhenUsed="1"/>
+    <w:lsdException w:name="index 3" w:semiHidden="1" w:unhideWhenUsed="1"/>
+    <w:lsdException w:name="index 4" w:semiHidden="1" w:unhideWhenUsed="1"/>
+    <w:lsdException w:name="index 5" w:semiHidden="1" w:unhideWhenUsed="1"/>
+    <w:lsdException w:name="index 6" w:semiHidden="1" w:unhideWhenUsed="1"/>
+    <w:lsdException w:name="index 7" w:semiHidden="1" w:unhideWhenUsed="1"/>
+    <w:lsdException w:name="index 8" w:semiHidden="1" w:unhideWhenUsed="1"/>
+    <w:lsdException w:name="index 9" w:semiHidden="1" w:unhideWhenUsed="1"/>
+    <w:lsdException w:name="toc 1" w:semiHidden="1" w:uiPriority="39" w:unhideWhenUsed="1"/>
+    <w:lsdException w:name="toc 2" w:semiHidden="1" w:uiPriority="39" w:unhideWhenUsed="1"/>
+    <w:lsdException w:name="toc 3" w:semiHidden="1" w:uiPriority="39" w:unhideWhenUsed="1"/>
+    <w:lsdException w:name="toc 4" w:semiHidden="1" w:uiPriority="39" w:unhideWhenUsed="1"/>
+    <w:lsdException w:name="toc 5" w:semiHidden="1" w:uiPriority="39" w:unhideWhenUsed="1"/>
+    <w:lsdException w:name="toc 6" w:semiHidden="1" w:uiPriority="39" w:unhideWhenUsed="1"/>
+    <w:lsdException w:name="toc 7" w:semiHidden="1" w:uiPriority="39" w:unhideWhenUsed="1"/>
+    <w:lsdException w:name="toc 8" w:semiHidden="1" w:uiPriority="39" w:unhideWhenUsed="1"/>
+    <w:lsdException w:name="toc 9" w:semiHidden="1" w:uiPriority="39" w:unhideWhenUsed="1"/>
+    <w:lsdException w:name="Normal Indent" w:semiHidden="1" w:unhideWhenUsed="1"/>
+    <w:lsdException w:name="footnote text" w:semiHidden="1" w:unhideWhenUsed="1"/>
+    <w:lsdException w:name="annotation text" w:semiHidden="1" w:unhideWhenUsed="1"/>
+    <w:lsdException w:name="header" w:semiHidden="1" w:unhideWhenUsed="1"/>
+    <w:lsdException w:name="footer" w:semiHidden="1" w:unhideWhenUsed="1"/>
+    <w:lsdException w:name="index heading" w:semiHidden="1" w:unhideWhenUsed="1"/>
+    <w:lsdException w:name="caption" w:semiHidden="1" w:uiPriority="35" w:unhideWhenUsed="1" w:qFormat="1"/>
+    <w:lsdException w:name="table of figures" w:semiHidden="1" w:unhideWhenUsed="1"/>
+    <w:lsdException w:name="envelope address" w:semiHidden="1" w:unhideWhenUsed="1"/>
+    <w:lsdException w:name="envelope return" w:semiHidden="1" w:unhideWhenUsed="1"/>
+    <w:lsdException w:name="footnote reference" w:semiHidden="1" w:unhideWhenUsed="1"/>
+    <w:lsdException w:name="annotation reference" w:semiHidden="1" w:unhideWhenUsed="1"/>
+    <w:lsdException w:name="line number" w:semiHidden="1" w:unhideWhenUsed="1"/>
+    <w:lsdException w:name="page number" w:semiHidden="1" w:unhideWhenUsed="1"/>
+    <w:lsdException w:name="endnote reference" w:semiHidden="1" w:unhideWhenUsed="1"/>
+    <w:lsdException w:name="endnote text" w:semiHidden="1" w:unhideWhenUsed="1"/>
+    <w:lsdException w:name="table of authorities" w:semiHidden="1" w:unhideWhenUsed="1"/>
+    <w:lsdException w:name="macro" w:semiHidden="1" w:unhideWhenUsed="1"/>
+    <w:lsdException w:name="toa heading" w:semiHidden="1" w:unhideWhenUsed="1"/>
+    <w:lsdException w:name="List" w:semiHidden="1" w:unhideWhenUsed="1"/>
+    <w:lsdException w:name="List Bullet" w:semiHidden="1" w:unhideWhenUsed="1"/>
+    <w:lsdException w:name="List Number" w:semiHidden="1" w:unhideWhenUsed="1"/>
+    <w:lsdException w:name="List 2" w:semiHidden="1" w:unhideWhenUsed="1"/>
+    <w:lsdException w:name="List 3" w:semiHidden="1" w:unhideWhenUsed="1"/>
+    <w:lsdException w:name="List 4" w:semiHidden="1" w:unhideWhenUsed="1"/>
+    <w:lsdException w:name="List 5" w:semiHidden="1" w:unhideWhenUsed="1"/>
+    <w:lsdException w:name="List Bullet 2" w:semiHidden="1" w:unhideWhenUsed="1"/>
+    <w:lsdException w:name="List Bullet 3" w:semiHidden="1" w:unhideWhenUsed="1"/>
+    <w:lsdException w:name="List Bullet 4" w:semiHidden="1" w:unhideWhenUsed="1"/>
+    <w:lsdException w:name="List Bullet 5" w:semiHidden="1" w:unhideWhenUsed="1"/>
+    <w:lsdException w:name="List Number 2" w:semiHidden="1" w:unhideWhenUsed="1"/>
+    <w:lsdException w:name="List Number 3" w:semiHidden="1" w:unhideWhenUsed="1"/>
+    <w:lsdException w:name="List Number 4" w:semiHidden="1" w:unhideWhenUsed="1"/>
+    <w:lsdException w:name="List Number 5" w:semiHidden="1" w:unhideWhenUsed="1"/>
+    <w:lsdException w:name="Title" w:uiPriority="10" w:qFormat="1"/>
+    <w:lsdException w:name="Closing" w:semiHidden="1" w:unhideWhenUsed="1"/>
+    <w:lsdException w:name="Signature" w:semiHidden="1" w:unhideWhenUsed="1"/>
+    <w:lsdException w:name="Default Paragraph Font" w:semiHidden="1" w:uiPriority="1" w:unhideWhenUsed="1"/>
+    <w:lsdException w:name="Body Text" w:semiHidden="1" w:unhideWhenUsed="1"/>
+    <w:lsdException w:name="Body Text Indent" w:semiHidden="1" w:unhideWhenUsed="1"/>
+    <w:lsdException w:name="List Continue" w:semiHidden="1" w:unhideWhenUsed="1"/>
+    <w:lsdException w:name="List Continue 2" w:semiHidden="1" w:unhideWhenUsed="1"/>
+    <w:lsdException w:name="List Continue 3" w:semiHidden="1" w:unhideWhenUsed="1"/>
+    <w:lsdException w:name="List Continue 4" w:semiHidden="1" w:unhideWhenUsed="1"/>
+    <w:lsdException w:name="List Continue 5" w:semiHidden="1" w:unhideWhenUsed="1"/>
+    <w:lsdException w:name="Message Header" w:semiHidden="1" w:unhideWhenUsed="1"/>
+    <w:lsdException w:name="Subtitle" w:uiPriority="11" w:qFormat="1"/>
+    <w:lsdException w:name="Salutation" w:semiHidden="1" w:unhideWhenUsed="1"/>
+    <w:lsdException w:name="Date" w:semiHidden="1" w:unhideWhenUsed="1"/>
+    <w:lsdException w:name="Body Text First Indent" w:semiHidden="1" w:unhideWhenUsed="1"/>
+    <w:lsdException w:name="Body Text First Indent 2" w:semiHidden="1" w:unhideWhenUsed="1"/>
+    <w:lsdException w:name="Note Heading" w:semiHidden="1" w:unhideWhenUsed="1"/>
+    <w:lsdException w:name="Body Text 2" w:semiHidden="1" w:unhideWhenUsed="1"/>
+    <w:lsdException w:name="Body Text 3" w:semiHidden="1" w:unhideWhenUsed="1"/>
+    <w:lsdException w:name="Body Text Indent 2" w:semiHidden="1" w:unhideWhenUsed="1"/>
+    <w:lsdException w:name="Body Text Indent 3" w:semiHidden="1" w:unhideWhenUsed="1"/>
+    <w:lsdException w:name="Block Text" w:semiHidden="1" w:unhideWhenUsed="1"/>
+    <w:lsdException w:name="Hyperlink" w:semiHidden="1" w:unhideWhenUsed="1"/>
+    <w:lsdException w:name="FollowedHyperlink" w:semiHidden="1" w:unhideWhenUsed="1"/>
+    <w:lsdException w:name="Strong" w:uiPriority="22" w:qFormat="1"/>
+    <w:lsdException w:name="Emphasis" w:uiPriority="20" w:qFormat="1"/>
+    <w:lsdException w:name="Document Map" w:semiHidden="1" w:unhideWhenUsed="1"/>
+    <w:lsdException w:name="Plain Text" w:semiHidden="1" w:unhideWhenUsed="1"/>
+    <w:lsdException w:name="E-mail Signature" w:semiHidden="1" w:unhideWhenUsed="1"/>
+    <w:lsdException w:name="HTML Top of Form" w:semiHidden="1" w:unhideWhenUsed="1"/>
+    <w:lsdException w:name="HTML Bottom of Form" w:semiHidden="1" w:unhideWhenUsed="1"/>
+    <w:lsdException w:name="Normal (Web)" w:semiHidden="1" w:unhideWhenUsed="1"/>
+    <w:lsdException w:name="HTML Acronym" w:semiHidden="1" w:unhideWhenUsed="1"/>
+    <w:lsdException w:name="HTML Address" w:semiHidden="1" w:unhideWhenUsed="1"/>
+    <w:lsdException w:name="HTML Cite" w:semiHidden="1" w:unhideWhenUsed="1"/>
+    <w:lsdException w:name="HTML Code" w:semiHidden="1" w:unhideWhenUsed="1"/>
+    <w:lsdException w:name="HTML Definition" w:semiHidden="1" w:unhideWhenUsed="1"/>
+    <w:lsdException w:name="HTML Keyboard" w:semiHidden="1" w:unhideWhenUsed="1"/>
+    <w:lsdException w:name="HTML Preformatted" w:semiHidden="1" w:unhideWhenUsed="1"/>
+    <w:lsdException w:name="HTML Sample" w:semiHidden="1" w:unhideWhenUsed="1"/>
+    <w:lsdException w:name="HTML Typewriter" w:semiHidden="1" w:unhideWhenUsed="1"/>
+    <w:lsdException w:name="HTML Variable" w:semiHidden="1" w:unhideWhenUsed="1"/>
+    <w:lsdException w:name="Normal Table" w:semiHidden="1" w:unhideWhenUsed="1"/>
+    <w:lsdException w:name="annotation subject" w:semiHidden="1" w:unhideWhenUsed="1"/>
+    <w:lsdException w:name="No List" w:semiHidden="1" w:unhideWhenUsed="1"/>
+    <w:lsdException w:name="Outline List 1" w:semiHidden="1" w:unhideWhenUsed="1"/>
+    <w:lsdException w:name="Outline List 2" w:semiHidden="1" w:unhideWhenUsed="1"/>
+    <w:lsdException w:name="Outline List 3" w:semiHidden="1" w:unhideWhenUsed="1"/>
+    <w:lsdException w:name="Table Simple 1" w:semiHidden="1" w:unhideWhenUsed="1"/>
+    <w:lsdException w:name="Table Simple 2" w:semiHidden="1" w:unhideWhenUsed="1"/>
+    <w:lsdException w:name="Table Simple 3" w:semiHidden="1" w:unhideWhenUsed="1"/>
+    <w:lsdException w:name="Table Classic 1" w:semiHidden="1" w:unhideWhenUsed="1"/>
+    <w:lsdException w:name="Table Classic 2" w:semiHidden="1" w:unhideWhenUsed="1"/>
+    <w:lsdException w:name="Table Classic 3" w:semiHidden="1" w:unhideWhenUsed="1"/>
+    <w:lsdException w:name="Table Classic 4" w:semiHidden="1" w:unhideWhenUsed="1"/>
+    <w:lsdException w:name="Table Colorful 1" w:semiHidden="1" w:unhideWhenUsed="1"/>
+    <w:lsdException w:name="Table Colorful 2" w:semiHidden="1" w:unhideWhenUsed="1"/>
+    <w:lsdException w:name="Table Colorful 3" w:semiHidden="1" w:unhideWhenUsed="1"/>
+    <w:lsdException w:name="Table Columns 1" w:semiHidden="1" w:unhideWhenUsed="1"/>
+    <w:lsdException w:name="Table Columns 2" w:semiHidden="1" w:unhideWhenUsed="1"/>
+    <w:lsdException w:name="Table Columns 3" w:semiHidden="1" w:unhideWhenUsed="1"/>
+    <w:lsdException w:name="Table Columns 4" w:semiHidden="1" w:unhideWhenUsed="1"/>
+    <w:lsdException w:name="Table Columns 5" w:semiHidden="1" w:unhideWhenUsed="1"/>
+    <w:lsdException w:name="Table Grid 1" w:semiHidden="1" w:unhideWhenUsed="1"/>
+    <w:lsdException w:name="Table Grid 2" w:semiHidden="1" w:unhideWhenUsed="1"/>
+    <w:lsdException w:name="Table Grid 3" w:semiHidden="1" w:unhideWhenUsed="1"/>
+    <w:lsdException w:name="Table Grid 4" w:semiHidden="1" w:unhideWhenUsed="1"/>
+    <w:lsdException w:name="Table Grid 5" w:semiHidden="1" w:unhideWhenUsed="1"/>
+    <w:lsdException w:name="Table Grid 6" w:semiHidden="1" w:unhideWhenUsed="1"/>
+    <w:lsdException w:name="Table Grid 7" w:semiHidden="1" w:unhideWhenUsed="1"/>
+    <w:lsdException w:name="Table Grid 8" w:semiHidden="1" w:unhideWhenUsed="1"/>
+    <w:lsdException w:name="Table List 1" w:semiHidden="1" w:unhideWhenUsed="1"/>
+    <w:lsdException w:name="Table List 2" w:semiHidden="1" w:unhideWhenUsed="1"/>
+    <w:lsdException w:name="Table List 3" w:semiHidden="1" w:unhideWhenUsed="1"/>
+    <w:lsdException w:name="Table List 4" w:semiHidden="1" w:unhideWhenUsed="1"/>
+    <w:lsdException w:name="Table List 5" w:semiHidden="1" w:unhideWhenUsed="1"/>
+    <w:lsdException w:name="Table List 6" w:semiHidden="1" w:unhideWhenUsed="1"/>
+    <w:lsdException w:name="Table List 7" w:semiHidden="1" w:unhideWhenUsed="1"/>
+    <w:lsdException w:name="Table List 8" w:semiHidden="1" w:unhideWhenUsed="1"/>
+    <w:lsdException w:name="Table 3D effects 1" w:semiHidden="1" w:unhideWhenUsed="1"/>
+    <w:lsdException w:name="Table 3D effects 2" w:semiHidden="1" w:unhideWhenUsed="1"/>
+    <w:lsdException w:name="Table 3D effects 3" w:semiHidden="1" w:unhideWhenUsed="1"/>
+    <w:lsdException w:name="Table Contemporary" w:semiHidden="1" w:unhideWhenUsed="1"/>
+    <w:lsdException w:name="Table Elegant" w:semiHidden="1" w:unhideWhenUsed="1"/>
+    <w:lsdException w:name="Table Professional" w:semiHidden="1" w:unhideWhenUsed="1"/>
+    <w:lsdException w:name="Table Subtle 1" w:semiHidden="1" w:unhideWhenUsed="1"/>
+    <w:lsdException w:name="Table Subtle 2" w:semiHidden="1" w:unhideWhenUsed="1"/>
+    <w:lsdException w:name="Table Web 1" w:semiHidden="1" w:unhideWhenUsed="1"/>
+    <w:lsdException w:name="Table Web 2" w:semiHidden="1" w:unhideWhenUsed="1"/>
+    <w:lsdException w:name="Table Web 3" w:semiHidden="1" w:unhideWhenUsed="1"/>
+    <w:lsdException w:name="Balloon Text" w:semiHidden="1" w:unhideWhenUsed="1"/>
+    <w:lsdException w:name="Table Grid" w:uiPriority="39"/>
+    <w:lsdException w:name="Table Theme" w:semiHidden="1" w:unhideWhenUsed="1"/>
+    <w:lsdException w:name="Placeholder Text" w:semiHidden="1"/>
+    <w:lsdException w:name="No Spacing" w:uiPriority="1" w:qFormat="1"/>
+    <w:lsdException w:name="Light Shading" w:uiPriority="60"/>
+    <w:lsdException w:name="Light List" w:uiPriority="61"/>
+    <w:lsdException w:name="Light Grid" w:uiPriority="62"/>
+    <w:lsdException w:name="Medium Shading 1" w:uiPriority="63"/>
+    <w:lsdException w:name="Medium Shading 2" w:uiPriority="64"/>
+    <w:lsdException w:name="Medium List 1" w:uiPriority="65"/>
+    <w:lsdException w:name="Medium List 2" w:uiPriority="66"/>
+    <w:lsdException w:name="Medium Grid 1" w:uiPriority="67"/>
+    <w:lsdException w:name="Medium Grid 2" w:uiPriority="68"/>
+    <w:lsdException w:name="Medium Grid 3" w:uiPriority="69"/>
+    <w:lsdException w:name="Dark List" w:uiPriority="70"/>
+    <w:lsdException w:name="Colorful Shading" w:uiPriority="71"/>
+    <w:lsdException w:name="Colorful List" w:uiPriority="72"/>
+    <w:lsdException w:name="Colorful Grid" w:uiPriority="73"/>
+    <w:lsdException w:name="Light Shading Accent 1" w:uiPriority="60"/>
+    <w:lsdException w:name="Light List Accent 1" w:uiPriority="61"/>
+    <w:lsdException w:name="Light Grid Accent 1" w:uiPriority="62"/>
+    <w:lsdException w:name="Medium Shading 1 Accent 1" w:uiPriority="63"/>
+    <w:lsdException w:name="Medium Shading 2 Accent 1" w:uiPriority="64"/>
+    <w:lsdException w:name="Medium List 1 Accent 1" w:uiPriority="65"/>
+    <w:lsdException w:name="Revision" w:semiHidden="1"/>
+    <w:lsdException w:name="List Paragraph" w:uiPriority="34" w:qFormat="1"/>
+    <w:lsdException w:name="Quote" w:uiPriority="29" w:qFormat="1"/>
+    <w:lsdException w:name="Intense Quote" w:uiPriority="30" w:qFormat="1"/>
+    <w:lsdException w:name="Medium List 2 Accent 1" w:uiPriority="66"/>
+    <w:lsdException w:name="Medium Grid 1 Accent 1" w:uiPriority="67"/>
+    <w:lsdException w:name="Medium Grid 2 Accent 1" w:uiPriority="68"/>
+    <w:lsdException w:name="Medium Grid 3 Accent 1" w:uiPriority="69"/>
+    <w:lsdException w:name="Dark List Accent 1" w:uiPriority="70"/>
+    <w:lsdException w:name="Colorful Shading Accent 1" w:uiPriority="71"/>
+    <w:lsdException w:name="Colorful List Accent 1" w:uiPriority="72"/>
+    <w:lsdException w:name="Colorful Grid Accent 1" w:uiPriority="73"/>
+    <w:lsdException w:name="Light Shading Accent 2" w:uiPriority="60"/>
+    <w:lsdException w:name="Light List Accent 2" w:uiPriority="61"/>
+    <w:lsdException w:name="Light Grid Accent 2" w:uiPriority="62"/>
+    <w:lsdException w:name="Medium Shading 1 Accent 2" w:uiPriority="63"/>
+    <w:lsdException w:name="Medium Shading 2 Accent 2" w:uiPriority="64"/>
+    <w:lsdException w:name="Medium List 1 Accent 2" w:uiPriority="65"/>
+    <w:lsdException w:name="Medium List 2 Accent 2" w:uiPriority="66"/>
+    <w:lsdException w:name="Medium Grid 1 Accent 2" w:uiPriority="67"/>
+    <w:lsdException w:name="Medium Grid 2 Accent 2" w:uiPriority="68"/>
+    <w:lsdException w:name="Medium Grid 3 Accent 2" w:uiPriority="69"/>
+    <w:lsdException w:name="Dark List Accent 2" w:uiPriority="70"/>
+    <w:lsdException w:name="Colorful Shading Accent 2" w:uiPriority="71"/>
+    <w:lsdException w:name="Colorful List Accent 2" w:uiPriority="72"/>
+    <w:lsdException w:name="Colorful Grid Accent 2" w:uiPriority="73"/>
+    <w:lsdException w:name="Light Shading Accent 3" w:uiPriority="60"/>
+    <w:lsdException w:name="Light List Accent 3" w:uiPriority="61"/>
+    <w:lsdException w:name="Light Grid Accent 3" w:uiPriority="62"/>
+    <w:lsdException w:name="Medium Shading 1 Accent 3" w:uiPriority="63"/>
+    <w:lsdException w:name="Medium Shading 2 Accent 3" w:uiPriority="64"/>
+    <w:lsdException w:name="Medium List 1 Accent 3" w:uiPriority="65"/>
+    <w:lsdException w:name="Medium List 2 Accent 3" w:uiPriority="66"/>
+    <w:lsdException w:name="Medium Grid 1 Accent 3" w:uiPriority="67"/>
+    <w:lsdException w:name="Medium Grid 2 Accent 3" w:uiPriority="68"/>
+    <w:lsdException w:name="Medium Grid 3 Accent 3" w:uiPriority="69"/>
+    <w:lsdException w:name="Dark List Accent 3" w:uiPriority="70"/>
+    <w:lsdException w:name="Colorful Shading Accent 3" w:uiPriority="71"/>
+    <w:lsdException w:name="Colorful List Accent 3" w:uiPriority="72"/>
+    <w:lsdException w:name="Colorful Grid Accent 3" w:uiPriority="73"/>
+    <w:lsdException w:name="Light Shading Accent 4" w:uiPriority="60"/>
+    <w:lsdException w:name="Light List Accent 4" w:uiPriority="61"/>
+    <w:lsdException w:name="Light Grid Accent 4" w:uiPriority="62"/>
+    <w:lsdException w:name="Medium Shading 1 Accent 4" w:uiPriority="63"/>
+    <w:lsdException w:name="Medium Shading 2 Accent 4" w:uiPriority="64"/>
+    <w:lsdException w:name="Medium List 1 Accent 4" w:uiPriority="65"/>
+    <w:lsdException w:name="Medium List 2 Accent 4" w:uiPriority="66"/>
+    <w:lsdException w:name="Medium Grid 1 Accent 4" w:uiPriority="67"/>
+    <w:lsdException w:name="Medium Grid 2 Accent 4" w:uiPriority="68"/>
+    <w:lsdException w:name="Medium Grid 3 Accent 4" w:uiPriority="69"/>
+    <w:lsdException w:name="Dark List Accent 4" w:uiPriority="70"/>
+    <w:lsdException w:name="Colorful Shading Accent 4" w:uiPriority="71"/>
+    <w:lsdException w:name="Colorful List Accent 4" w:uiPriority="72"/>
+    <w:lsdException w:name="Colorful Grid Accent 4" w:uiPriority="73"/>
+    <w:lsdException w:name="Light Shading Accent 5" w:uiPriority="60"/>
+    <w:lsdException w:name="Light List Accent 5" w:uiPriority="61"/>
+    <w:lsdException w:name="Light Grid Accent 5" w:uiPriority="62"/>
+    <w:lsdException w:name="Medium Shading 1 Accent 5" w:uiPriority="63"/>
+    <w:lsdException w:name="Medium Shading 2 Accent 5" w:uiPriority="64"/>
+    <w:lsdException w:name="Medium List 1 Accent 5" w:uiPriority="65"/>
+    <w:lsdException w:name="Medium List 2 Accent 5" w:uiPriority="66"/>
+    <w:lsdException w:name="Medium Grid 1 Accent 5" w:uiPriority="67"/>
+    <w:lsdException w:name="Medium Grid 2 Accent 5" w:uiPriority="68"/>
+    <w:lsdException w:name="Medium Grid 3 Accent 5" w:uiPriority="69"/>
+    <w:lsdException w:name="Dark List Accent 5" w:uiPriority="70"/>
+    <w:lsdException w:name="Colorful Shading Accent 5" w:uiPriority="71"/>
+    <w:lsdException w:name="Colorful List Accent 5" w:uiPriority="72"/>
+    <w:lsdException w:name="Colorful Grid Accent 5" w:uiPriority="73"/>
+    <w:lsdException w:name="Light Shading Accent 6" w:uiPriority="60"/>
+    <w:lsdException w:name="Light List Accent 6" w:uiPriority="61"/>
+    <w:lsdException w:name="Light Grid Accent 6" w:uiPriority="62"/>
+    <w:lsdException w:name="Medium Shading 1 Accent 6" w:uiPriority="63"/>
+    <w:lsdException w:name="Medium Shading 2 Accent 6" w:uiPriority="64"/>
+    <w:lsdException w:name="Medium List 1 Accent 6" w:uiPriority="65"/>
+    <w:lsdException w:name="Medium List 2 Accent 6" w:uiPriority="66"/>
+    <w:lsdException w:name="Medium Grid 1 Accent 6" w:uiPriority="67"/>
+    <w:lsdException w:name="Medium Grid 2 Accent 6" w:uiPriority="68"/>
+    <w:lsdException w:name="Medium Grid 3 Accent 6" w:uiPriority="69"/>
+    <w:lsdException w:name="Dark List Accent 6" w:uiPriority="70"/>
+    <w:lsdException w:name="Colorful Shading Accent 6" w:uiPriority="71"/>
+    <w:lsdException w:name="Colorful List Accent 6" w:uiPriority="72"/>
+    <w:lsdException w:name="Colorful Grid Accent 6" w:uiPriority="73"/>
+    <w:lsdException w:name="Subtle Emphasis" w:uiPriority="19" w:qFormat="1"/>
+    <w:lsdException w:name="Intense Emphasis" w:uiPriority="21" w:qFormat="1"/>
+    <w:lsdException w:name="Subtle Reference" w:uiPriority="31" w:qFormat="1"/>
+    <w:lsdException w:name="Intense Reference" w:uiPriority="32" w:qFormat="1"/>
+    <w:lsdException w:name="Book Title" w:uiPriority="33" w:qFormat="1"/>
+    <w:lsdException w:name="Bibliography" w:semiHidden="1" w:uiPriority="37" w:unhideWhenUsed="1"/>
+    <w:lsdException w:name="TOC Heading" w:semiHidden="1" w:uiPriority="39" w:unhideWhenUsed="1" w:qFormat="1"/>
+    <w:lsdException w:name="Plain Table 1" w:uiPriority="41"/>
+    <w:lsdException w:name="Plain Table 2" w:uiPriority="42"/>
+    <w:lsdException w:name="Plain Table 3" w:uiPriority="43"/>
+    <w:lsdException w:name="Plain Table 4" w:uiPriority="44"/>
+    <w:lsdException w:name="Plain Table 5" w:uiPriority="45"/>
+    <w:lsdException w:name="Grid Table Light" w:uiPriority="40"/>
+    <w:lsdException w:name="Grid Table 1 Light" w:uiPriority="46"/>
+    <w:lsdException w:name="Grid Table 2" w:uiPriority="47"/>
+    <w:lsdException w:name="Grid Table 3" w:uiPriority="48"/>
+    <w:lsdException w:name="Grid Table 4" w:uiPriority="49"/>
+    <w:lsdException w:name="Grid Table 5 Dark" w:uiPriority="50"/>
+    <w:lsdException w:name="Grid Table 6 Colorful" w:uiPriority="51"/>
+    <w:lsdException w:name="Grid Table 7 Colorful" w:uiPriority="52"/>
+    <w:lsdException w:name="Grid Table 1 Light Accent 1" w:uiPriority="46"/>
+    <w:lsdException w:name="Grid Table 2 Accent 1" w:uiPriority="47"/>
+    <w:lsdException w:name="Grid Table 3 Accent 1" w:uiPriority="48"/>
+    <w:lsdException w:name="Grid Table 4 Accent 1" w:uiPriority="49"/>
+    <w:lsdException w:name="Grid Table 5 Dark Accent 1" w:uiPriority="50"/>
+    <w:lsdException w:name="Grid Table 6 Colorful Accent 1" w:uiPriority="51"/>
+    <w:lsdException w:name="Grid Table 7 Colorful Accent 1" w:uiPriority="52"/>
+    <w:lsdException w:name="Grid Table 1 Light Accent 2" w:uiPriority="46"/>
+    <w:lsdException w:name="Grid Table 2 Accent 2" w:uiPriority="47"/>
+    <w:lsdException w:name="Grid Table 3 Accent 2" w:uiPriority="48"/>
+    <w:lsdException w:name="Grid Table 4 Accent 2" w:uiPriority="49"/>
+    <w:lsdException w:name="Grid Table 5 Dark Accent 2" w:uiPriority="50"/>
+    <w:lsdException w:name="Grid Table 6 Colorful Accent 2" w:uiPriority="51"/>
+    <w:lsdException w:name="Grid Table 7 Colorful Accent 2" w:uiPriority="52"/>
+    <w:lsdException w:name="Grid Table 1 Light Accent 3" w:uiPriority="46"/>
+    <w:lsdException w:name="Grid Table 2 Accent 3" w:uiPriority="47"/>
+    <w:lsdException w:name="Grid Table 3 Accent 3" w:uiPriority="48"/>
+    <w:lsdException w:name="Grid Table 4 Accent 3" w:uiPriority="49"/>
+    <w:lsdException w:name="Grid Table 5 Dark Accent 3" w:uiPriority="50"/>
+    <w:lsdException w:name="Grid Table 6 Colorful Accent 3" w:uiPriority="51"/>
+    <w:lsdException w:name="Grid Table 7 Colorful Accent 3" w:uiPriority="52"/>
+    <w:lsdException w:name="Grid Table 1 Light Accent 4" w:uiPriority="46"/>
+    <w:lsdException w:name="Grid Table 2 Accent 4" w:uiPriority="47"/>
+    <w:lsdException w:name="Grid Table 3 Accent 4" w:uiPriority="48"/>
+    <w:lsdException w:name="Grid Table 4 Accent 4" w:uiPriority="49"/>
+    <w:lsdException w:name="Grid Table 5 Dark Accent 4" w:uiPriority="50"/>
+    <w:lsdException w:name="Grid Table 6 Colorful Accent 4" w:uiPriority="51"/>
+    <w:lsdException w:name="Grid Table 7 Colorful Accent 4" w:uiPriority="52"/>
+    <w:lsdException w:name="Grid Table 1 Light Accent 5" w:uiPriority="46"/>
+    <w:lsdException w:name="Grid Table 2 Accent 5" w:uiPriority="47"/>
+    <w:lsdException w:name="Grid Table 3 Accent 5" w:uiPriority="48"/>
+    <w:lsdException w:name="Grid Table 4 Accent 5" w:uiPriority="49"/>
+    <w:lsdException w:name="Grid Table 5 Dark Accent 5" w:uiPriority="50"/>
+    <w:lsdException w:name="Grid Table 6 Colorful Accent 5" w:uiPriority="51"/>
+    <w:lsdException w:name="Grid Table 7 Colorful Accent 5" w:uiPriority="52"/>
+    <w:lsdException w:name="Grid Table 1 Light Accent 6" w:uiPriority="46"/>
+    <w:lsdException w:name="Grid Table 2 Accent 6" w:uiPriority="47"/>
+    <w:lsdException w:name="Grid Table 3 Accent 6" w:uiPriority="48"/>
+    <w:lsdException w:name="Grid Table 4 Accent 6" w:uiPriority="49"/>
+    <w:lsdException w:name="Grid Table 5 Dark Accent 6" w:uiPriority="50"/>
+    <w:lsdException w:name="Grid Table 6 Colorful Accent 6" w:uiPriority="51"/>
+    <w:lsdException w:name="Grid Table 7 Colorful Accent 6" w:uiPriority="52"/>
+    <w:lsdException w:name="List Table 1 Light" w:uiPriority="46"/>
+    <w:lsdException w:name="List Table 2" w:uiPriority="47"/>
+    <w:lsdException w:name="List Table 3" w:uiPriority="48"/>
+    <w:lsdException w:name="List Table 4" w:uiPriority="49"/>
+    <w:lsdException w:name="List Table 5 Dark" w:uiPriority="50"/>
+    <w:lsdException w:name="List Table 6 Colorful" w:uiPriority="51"/>
+    <w:lsdException w:name="List Table 7 Colorful" w:uiPriority="52"/>
+    <w:lsdException w:name="List Table 1 Light Accent 1" w:uiPriority="46"/>
+    <w:lsdException w:name="List Table 2 Accent 1" w:uiPriority="47"/>
+    <w:lsdException w:name="List Table 3 Accent 1" w:uiPriority="48"/>
+    <w:lsdException w:name="List Table 4 Accent 1" w:uiPriority="49"/>
+    <w:lsdException w:name="List Table 5 Dark Accent 1" w:uiPriority="50"/>
+    <w:lsdException w:name="List Table 6 Colorful Accent 1" w:uiPriority="51"/>
+    <w:lsdException w:name="List Table 7 Colorful Accent 1" w:uiPriority="52"/>
+    <w:lsdException w:name="List Table 1 Light Accent 2" w:uiPriority="46"/>
+    <w:lsdException w:name="List Table 2 Accent 2" w:uiPriority="47"/>
+    <w:lsdException w:name="List Table 3 Accent 2" w:uiPriority="48"/>
+    <w:lsdException w:name="List Table 4 Accent 2" w:uiPriority="49"/>
+    <w:lsdException w:name="List Table 5 Dark Accent 2" w:uiPriority="50"/>
+    <w:lsdException w:name="List Table 6 Colorful Accent 2" w:uiPriority="51"/>
+    <w:lsdException w:name="List Table 7 Colorful Accent 2" w:uiPriority="52"/>
+    <w:lsdException w:name="List Table 1 Light Accent 3" w:uiPriority="46"/>
+    <w:lsdException w:name="List Table 2 Accent 3" w:uiPriority="47"/>
+    <w:lsdException w:name="List Table 3 Accent 3" w:uiPriority="48"/>
+    <w:lsdException w:name="List Table 4 Accent 3" w:uiPriority="49"/>
+    <w:lsdException w:name="List Table 5 Dark Accent 3" w:uiPriority="50"/>
+    <w:lsdException w:name="List Table 6 Colorful Accent 3" w:uiPriority="51"/>
+    <w:lsdException w:name="List Table 7 Colorful Accent 3" w:uiPriority="52"/>
+    <w:lsdException w:name="List Table 1 Light Accent 4" w:uiPriority="46"/>
+    <w:lsdException w:name="List Table 2 Accent 4" w:uiPriority="47"/>
+    <w:lsdException w:name="List Table 3 Accent 4" w:uiPriority="48"/>
+    <w:lsdException w:name="List Table 4 Accent 4" w:uiPriority="49"/>
+    <w:lsdException w:name="List Table 5 Dark Accent 4" w:uiPriority="50"/>
+    <w:lsdException w:name="List Table 6 Colorful Accent 4" w:uiPriority="51"/>
+    <w:lsdException w:name="List Table 7 Colorful Accent 4" w:uiPriority="52"/>
+    <w:lsdException w:name="List Table 1 Light Accent 5" w:uiPriority="46"/>
+    <w:lsdException w:name="List Table 2 Accent 5" w:uiPriority="47"/>
+    <w:lsdException w:name="List Table 3 Accent 5" w:uiPriority="48"/>
+    <w:lsdException w:name="List Table 4 Accent 5" w:uiPriority="49"/>
+    <w:lsdException w:name="List Table 5 Dark Accent 5" w:uiPriority="50"/>
+    <w:lsdException w:name="List Table 6 Colorful Accent 5" w:uiPriority="51"/>
+    <w:lsdException w:name="List Table 7 Colorful Accent 5" w:uiPriority="52"/>
+    <w:lsdException w:name="List Table 1 Light Accent 6" w:uiPriority="46"/>
+    <w:lsdException w:name="List Table 2 Accent 6" w:uiPriority="47"/>
+    <w:lsdException w:name="List Table 3 Accent 6" w:uiPriority="48"/>
+    <w:lsdException w:name="List Table 4 Accent 6" w:uiPriority="49"/>
+    <w:lsdException w:name="List Table 5 Dark Accent 6" w:uiPriority="50"/>
+    <w:lsdException w:name="List Table 6 Colorful Accent 6" w:uiPriority="51"/>
+    <w:lsdException w:name="List Table 7 Colorful Accent 6" w:uiPriority="52"/>
+    <w:lsdException w:name="Mention" w:semiHidden="1" w:unhideWhenUsed="1"/>
+    <w:lsdException w:name="Smart Hyperlink" w:semiHidden="1" w:unhideWhenUsed="1"/>
+    <w:lsdException w:name="Hashtag" w:semiHidden="1" w:unhideWhenUsed="1"/>
+    <w:lsdException w:name="Unresolved Mention" w:semiHidden="1" w:unhideWhenUsed="1"/>
+    <w:lsdException w:name="Smart Link" w:semiHidden="1" w:unhideWhenUsed="1"/>
+  </w:latentStyles>
+  <w:style w:type="paragraph" w:default="1" w:styleId="Normal">
     <w:name w:val="Normal"/>
     <w:qFormat/>
   </w:style>
-  <w:style w:type="table" w:styleId="TableNormal" w:default="true">
-    <w:name w:val="Normal Table"/>
-    <w:uiPriority w:val="99"/>
+  <w:style w:type="paragraph" w:styleId="Heading1">
+    <w:name w:val="heading 1"/>
+    <w:basedOn w:val="Normal"/>
+    <w:uiPriority w:val="9"/>
+    <w:qFormat/>
+    <w:pPr>
+      <w:outlineLvl w:val="0"/>
+    </w:pPr>
+    <w:rPr>
+      <w:rFonts w:ascii="Cambria" w:eastAsia="Cambria" w:hAnsi="Cambria" w:cs="Cambria"/>
+      <w:b/>
+      <w:bCs/>
+      <w:color w:val="0E7C7B"/>
+      <w:sz w:val="28"/>
+      <w:szCs w:val="28"/>
+    </w:rPr>
+  </w:style>
+  <w:style w:type="paragraph" w:styleId="Heading2">
+    <w:name w:val="heading 2"/>
+    <w:basedOn w:val="Normal"/>
+    <w:uiPriority w:val="9"/>
+    <w:unhideWhenUsed/>
+    <w:qFormat/>
+    <w:pPr>
+      <w:outlineLvl w:val="1"/>
+    </w:pPr>
+    <w:rPr>
+      <w:rFonts w:ascii="Cambria" w:eastAsia="Cambria" w:hAnsi="Cambria" w:cs="Cambria"/>
+      <w:b/>
+      <w:bCs/>
+      <w:color w:val="0F172A"/>
+    </w:rPr>
+  </w:style>
+  <w:style w:type="paragraph" w:styleId="Heading3">
+    <w:name w:val="heading 3"/>
+    <w:basedOn w:val="Normal"/>
+    <w:next w:val="Normal"/>
+    <w:uiPriority w:val="9"/>
     <w:semiHidden/>
     <w:unhideWhenUsed/>
-    <w:tblPr>
-      <w:tblInd w:type="dxa" w:w="0"/>
-      <w:tblCellMar>
-        <w:top w:type="dxa" w:w="0"/>
-        <w:left w:type="dxa" w:w="108"/>
-        <w:bottom w:type="dxa" w:w="0"/>
-        <w:right w:type="dxa" w:w="108"/>
-      </w:tblCellMar>
-    </w:tblPr>
-  </w:style>
-  <w:style w:type="paragraph" w:styleId="Heading3">
-    <w:name w:val="Heading 3"/>
-    <w:basedOn w:val="Normal"/>
-    <w:next w:val="Normal"/>
     <w:qFormat/>
+    <w:pPr>
+      <w:outlineLvl w:val="2"/>
+    </w:pPr>
     <w:rPr>
       <w:color w:val="1F4D78"/>
-      <w:sz w:val="24"/>
-      <w:szCs w:val="24"/>
     </w:rPr>
   </w:style>
   <w:style w:type="paragraph" w:styleId="Heading4">
-    <w:name w:val="Heading 4"/>
+    <w:name w:val="heading 4"/>
     <w:basedOn w:val="Normal"/>
     <w:next w:val="Normal"/>
+    <w:uiPriority w:val="9"/>
+    <w:semiHidden/>
+    <w:unhideWhenUsed/>
     <w:qFormat/>
+    <w:pPr>
+      <w:outlineLvl w:val="3"/>
+    </w:pPr>
     <w:rPr>
       <w:i/>
       <w:iCs/>
@@ -1084,25 +1794,64 @@
     </w:rPr>
   </w:style>
   <w:style w:type="paragraph" w:styleId="Heading5">
-    <w:name w:val="Heading 5"/>
+    <w:name w:val="heading 5"/>
     <w:basedOn w:val="Normal"/>
     <w:next w:val="Normal"/>
+    <w:uiPriority w:val="9"/>
+    <w:semiHidden/>
+    <w:unhideWhenUsed/>
     <w:qFormat/>
+    <w:pPr>
+      <w:outlineLvl w:val="4"/>
+    </w:pPr>
     <w:rPr>
       <w:color w:val="2E74B5"/>
     </w:rPr>
   </w:style>
   <w:style w:type="paragraph" w:styleId="Heading6">
-    <w:name w:val="Heading 6"/>
+    <w:name w:val="heading 6"/>
     <w:basedOn w:val="Normal"/>
     <w:next w:val="Normal"/>
+    <w:uiPriority w:val="9"/>
+    <w:semiHidden/>
+    <w:unhideWhenUsed/>
     <w:qFormat/>
+    <w:pPr>
+      <w:outlineLvl w:val="5"/>
+    </w:pPr>
     <w:rPr>
       <w:color w:val="1F4D78"/>
     </w:rPr>
   </w:style>
-  <w:style w:type="paragraph" w:styleId="Strong">
-    <w:name w:val="Strong"/>
+  <w:style w:type="character" w:default="1" w:styleId="DefaultParagraphFont">
+    <w:name w:val="Default Paragraph Font"/>
+    <w:uiPriority w:val="1"/>
+    <w:semiHidden/>
+    <w:unhideWhenUsed/>
+  </w:style>
+  <w:style w:type="table" w:default="1" w:styleId="TableNormal">
+    <w:name w:val="Normal Table"/>
+    <w:uiPriority w:val="99"/>
+    <w:semiHidden/>
+    <w:unhideWhenUsed/>
+    <w:tblPr>
+      <w:tblInd w:w="0" w:type="dxa"/>
+      <w:tblCellMar>
+        <w:top w:w="0" w:type="dxa"/>
+        <w:left w:w="108" w:type="dxa"/>
+        <w:bottom w:w="0" w:type="dxa"/>
+        <w:right w:w="108" w:type="dxa"/>
+      </w:tblCellMar>
+    </w:tblPr>
+  </w:style>
+  <w:style w:type="numbering" w:default="1" w:styleId="NoList">
+    <w:name w:val="No List"/>
+    <w:uiPriority w:val="99"/>
+    <w:semiHidden/>
+    <w:unhideWhenUsed/>
+  </w:style>
+  <w:style w:type="paragraph" w:customStyle="1" w:styleId="Strong1">
+    <w:name w:val="Strong1"/>
     <w:basedOn w:val="Normal"/>
     <w:next w:val="Normal"/>
     <w:qFormat/>
@@ -1118,7 +1867,6 @@
   </w:style>
   <w:style w:type="character" w:styleId="Hyperlink">
     <w:name w:val="Hyperlink"/>
-    <w:basedOn w:val="DefaultParagraphFont"/>
     <w:uiPriority w:val="99"/>
     <w:unhideWhenUsed/>
     <w:rPr>
@@ -1128,7 +1876,6 @@
   </w:style>
   <w:style w:type="character" w:styleId="FootnoteReference">
     <w:name w:val="footnote reference"/>
-    <w:basedOn w:val="DefaultParagraphFont"/>
     <w:uiPriority w:val="99"/>
     <w:semiHidden/>
     <w:unhideWhenUsed/>
@@ -1143,17 +1890,13 @@
     <w:uiPriority w:val="99"/>
     <w:semiHidden/>
     <w:unhideWhenUsed/>
-    <w:pPr>
-      <w:spacing w:after="0" w:line="240" w:lineRule="auto"/>
-    </w:pPr>
     <w:rPr>
       <w:sz w:val="20"/>
       <w:szCs w:val="20"/>
     </w:rPr>
   </w:style>
-  <w:style w:type="character" w:styleId="FootnoteTextChar">
+  <w:style w:type="character" w:customStyle="1" w:styleId="FootnoteTextChar">
     <w:name w:val="Footnote Text Char"/>
-    <w:basedOn w:val="DefaultParagraphFont"/>
     <w:link w:val="FootnoteText"/>
     <w:uiPriority w:val="99"/>
     <w:semiHidden/>
@@ -1165,7 +1908,6 @@
   </w:style>
   <w:style w:type="character" w:styleId="EndnoteReference">
     <w:name w:val="endnote reference"/>
-    <w:basedOn w:val="DefaultParagraphFont"/>
     <w:uiPriority w:val="99"/>
     <w:semiHidden/>
     <w:unhideWhenUsed/>
@@ -1180,17 +1922,13 @@
     <w:uiPriority w:val="99"/>
     <w:semiHidden/>
     <w:unhideWhenUsed/>
-    <w:pPr>
-      <w:spacing w:after="0" w:line="240" w:lineRule="auto"/>
-    </w:pPr>
     <w:rPr>
       <w:sz w:val="20"/>
       <w:szCs w:val="20"/>
     </w:rPr>
   </w:style>
-  <w:style w:type="character" w:styleId="EndnoteTextChar">
+  <w:style w:type="character" w:customStyle="1" w:styleId="EndnoteTextChar">
     <w:name w:val="Endnote Text Char"/>
-    <w:basedOn w:val="DefaultParagraphFont"/>
     <w:link w:val="EndnoteText"/>
     <w:uiPriority w:val="99"/>
     <w:semiHidden/>
@@ -1203,37 +1941,15 @@
   <w:style w:type="paragraph" w:styleId="Title">
     <w:name w:val="Title"/>
     <w:basedOn w:val="Normal"/>
+    <w:uiPriority w:val="10"/>
+    <w:qFormat/>
     <w:rPr>
-      <w:rFonts w:ascii="Cambria" w:cs="Cambria" w:eastAsia="Cambria" w:hAnsi="Cambria"/>
+      <w:rFonts w:ascii="Cambria" w:eastAsia="Cambria" w:hAnsi="Cambria" w:cs="Cambria"/>
       <w:b/>
       <w:bCs/>
       <w:color w:val="0F172A"/>
       <w:sz w:val="40"/>
       <w:szCs w:val="40"/>
-    </w:rPr>
-  </w:style>
-  <w:style w:type="paragraph" w:styleId="Heading1">
-    <w:name w:val="Heading 1"/>
-    <w:basedOn w:val="Normal"/>
-    <w:rPr>
-      <w:rFonts w:ascii="Cambria" w:cs="Cambria" w:eastAsia="Cambria" w:hAnsi="Cambria"/>
-      <w:b/>
-      <w:bCs/>
-      <w:color w:val="0E7C7B"/>
-      <w:sz w:val="28"/>
-      <w:szCs w:val="28"/>
-    </w:rPr>
-  </w:style>
-  <w:style w:type="paragraph" w:styleId="Heading2">
-    <w:name w:val="Heading 2"/>
-    <w:basedOn w:val="Normal"/>
-    <w:rPr>
-      <w:rFonts w:ascii="Cambria" w:cs="Cambria" w:eastAsia="Cambria" w:hAnsi="Cambria"/>
-      <w:b/>
-      <w:bCs/>
-      <w:color w:val="0F172A"/>
-      <w:sz w:val="24"/>
-      <w:szCs w:val="24"/>
     </w:rPr>
   </w:style>
 </w:styles>
@@ -1391,7 +2107,7 @@
         <a:solidFill>
           <a:schemeClr val="phClr"/>
         </a:solidFill>
-        <a:gradFill rotWithShape="true">
+        <a:gradFill rotWithShape="1">
           <a:gsLst>
             <a:gs pos="0">
               <a:schemeClr val="phClr">
@@ -1415,9 +2131,9 @@
               </a:schemeClr>
             </a:gs>
           </a:gsLst>
-          <a:lin ang="5400000" scaled="false"/>
+          <a:lin ang="5400000" scaled="0"/>
         </a:gradFill>
-        <a:gradFill rotWithShape="true">
+        <a:gradFill rotWithShape="1">
           <a:gsLst>
             <a:gs pos="0">
               <a:schemeClr val="phClr">
@@ -1441,7 +2157,7 @@
               </a:schemeClr>
             </a:gs>
           </a:gsLst>
-          <a:lin ang="5400000" scaled="false"/>
+          <a:lin ang="5400000" scaled="0"/>
         </a:gradFill>
       </a:fillStyleLst>
       <a:lnStyleLst>
@@ -1476,7 +2192,7 @@
         </a:effectStyle>
         <a:effectStyle>
           <a:effectLst>
-            <a:outerShdw blurRad="57150" dist="19050" dir="5400000" algn="ctr" rotWithShape="false">
+            <a:outerShdw blurRad="57150" dist="19050" dir="5400000" algn="ctr" rotWithShape="0">
               <a:srgbClr val="000000">
                 <a:alpha val="63000"/>
               </a:srgbClr>
@@ -1494,7 +2210,7 @@
             <a:satMod val="170000"/>
           </a:schemeClr>
         </a:solidFill>
-        <a:gradFill rotWithShape="true">
+        <a:gradFill rotWithShape="1">
           <a:gsLst>
             <a:gs pos="0">
               <a:schemeClr val="phClr">
@@ -1519,7 +2235,7 @@
               </a:schemeClr>
             </a:gs>
           </a:gsLst>
-          <a:lin ang="5400000" scaled="false"/>
+          <a:lin ang="5400000" scaled="0"/>
         </a:gradFill>
       </a:bgFillStyleLst>
     </a:fmtScheme>
